--- a/Documentación/Yalotengo.docx
+++ b/Documentación/Yalotengo.docx
@@ -541,9 +541,8 @@
                 <w:szCs w:val="18"/>
                 <w:lang w:val="es-PE"/>
               </w:rPr>
-              <w:t xml:space="preserve">" para "Invéntalo", con el fin de automatizar la comercialización de productos técnicos (Modelos 3D, Libros), proveer infraestructura de gestión para el aplicativo Unity AR, optimizar la asistencia a Cursos y modernizar la gestión de Reserva de </w:t>
-            </w:r>
-            <w:proofErr w:type="gramStart"/>
+              <w:t>" para "Invéntalo", con el fin de automatizar la comercialización de productos técnicos (Modelos 3D, Libros)</w:t>
+            </w:r>
             <w:r>
               <w:rPr>
                 <w:rFonts w:ascii="Arial" w:hAnsi="Arial" w:cs="Arial"/>
@@ -551,9 +550,8 @@
                 <w:szCs w:val="18"/>
                 <w:lang w:val="es-PE"/>
               </w:rPr>
-              <w:t>tickets</w:t>
-            </w:r>
-            <w:proofErr w:type="gramEnd"/>
+              <w:t xml:space="preserve"> y modernizar</w:t>
+            </w:r>
             <w:r>
               <w:rPr>
                 <w:rFonts w:ascii="Arial" w:hAnsi="Arial" w:cs="Arial"/>
@@ -561,29 +559,19 @@
                 <w:szCs w:val="18"/>
                 <w:lang w:val="es-PE"/>
               </w:rPr>
-              <w:t>.</w:t>
-            </w:r>
-          </w:p>
-          <w:p>
-            <w:pPr>
-              <w:ind w:left="993"/>
-              <w:rPr>
-                <w:rFonts w:ascii="Arial" w:hAnsi="Arial" w:cs="Arial"/>
-                <w:sz w:val="16"/>
-                <w:szCs w:val="16"/>
-                <w:lang w:val="es-PE"/>
-              </w:rPr>
-            </w:pPr>
-          </w:p>
-          <w:p>
-            <w:pPr>
+              <w:t xml:space="preserve"> la gestión de Reserva de </w:t>
+            </w:r>
+            <w:proofErr w:type="gramStart"/>
+            <w:r>
               <w:rPr>
                 <w:rFonts w:ascii="Arial" w:hAnsi="Arial" w:cs="Arial"/>
                 <w:sz w:val="18"/>
                 <w:szCs w:val="18"/>
                 <w:lang w:val="es-PE"/>
               </w:rPr>
-            </w:pPr>
+              <w:t>tickets</w:t>
+            </w:r>
+            <w:proofErr w:type="gramEnd"/>
             <w:r>
               <w:rPr>
                 <w:rFonts w:ascii="Arial" w:hAnsi="Arial" w:cs="Arial"/>
@@ -591,17 +579,29 @@
                 <w:szCs w:val="18"/>
                 <w:lang w:val="es-PE"/>
               </w:rPr>
-              <w:t xml:space="preserve">       </w:t>
-            </w:r>
-            <w:r>
+              <w:t>.</w:t>
+            </w:r>
+          </w:p>
+          <w:p>
+            <w:pPr>
+              <w:ind w:left="993"/>
+              <w:rPr>
+                <w:rFonts w:ascii="Arial" w:hAnsi="Arial" w:cs="Arial"/>
+                <w:sz w:val="16"/>
+                <w:szCs w:val="16"/>
+                <w:lang w:val="es-PE"/>
+              </w:rPr>
+            </w:pPr>
+          </w:p>
+          <w:p>
+            <w:pPr>
               <w:rPr>
                 <w:rFonts w:ascii="Arial" w:hAnsi="Arial" w:cs="Arial"/>
                 <w:sz w:val="18"/>
                 <w:szCs w:val="18"/>
                 <w:lang w:val="es-PE"/>
               </w:rPr>
-              <w:t>1</w:t>
-            </w:r>
+            </w:pPr>
             <w:r>
               <w:rPr>
                 <w:rFonts w:ascii="Arial" w:hAnsi="Arial" w:cs="Arial"/>
@@ -609,30 +609,17 @@
                 <w:szCs w:val="18"/>
                 <w:lang w:val="es-PE"/>
               </w:rPr>
-              <w:t>.2. Específicos</w:t>
-            </w:r>
-          </w:p>
-          <w:p>
-            <w:pPr>
-              <w:ind w:left="993"/>
-              <w:rPr>
-                <w:rFonts w:ascii="Arial" w:hAnsi="Arial" w:cs="Arial"/>
-                <w:sz w:val="16"/>
-                <w:szCs w:val="16"/>
-                <w:lang w:val="es-PE"/>
-              </w:rPr>
-            </w:pPr>
-          </w:p>
-          <w:p>
-            <w:pPr>
-              <w:ind w:left="1024"/>
+              <w:t xml:space="preserve">       </w:t>
+            </w:r>
+            <w:r>
               <w:rPr>
                 <w:rFonts w:ascii="Arial" w:hAnsi="Arial" w:cs="Arial"/>
                 <w:sz w:val="18"/>
                 <w:szCs w:val="18"/>
                 <w:lang w:val="es-PE"/>
               </w:rPr>
-            </w:pPr>
+              <w:t>1</w:t>
+            </w:r>
             <w:r>
               <w:rPr>
                 <w:rFonts w:ascii="Arial" w:hAnsi="Arial" w:cs="Arial"/>
@@ -640,18 +627,30 @@
                 <w:szCs w:val="18"/>
                 <w:lang w:val="es-PE"/>
               </w:rPr>
-              <w:t xml:space="preserve">- Automatizar los flujos de ventas y descargas seguras para el Catálogo de Modelos 3D </w:t>
-            </w:r>
-            <w:r>
+              <w:t>.2. Específicos</w:t>
+            </w:r>
+          </w:p>
+          <w:p>
+            <w:pPr>
+              <w:ind w:left="993"/>
+              <w:rPr>
+                <w:rFonts w:ascii="Arial" w:hAnsi="Arial" w:cs="Arial"/>
+                <w:sz w:val="16"/>
+                <w:szCs w:val="16"/>
+                <w:lang w:val="es-PE"/>
+              </w:rPr>
+            </w:pPr>
+          </w:p>
+          <w:p>
+            <w:pPr>
+              <w:ind w:left="1024"/>
               <w:rPr>
                 <w:rFonts w:ascii="Arial" w:hAnsi="Arial" w:cs="Arial"/>
                 <w:sz w:val="18"/>
                 <w:szCs w:val="18"/>
                 <w:lang w:val="es-PE"/>
               </w:rPr>
-              <w:t xml:space="preserve">   </w:t>
-            </w:r>
-            <w:proofErr w:type="gramStart"/>
+            </w:pPr>
             <w:r>
               <w:rPr>
                 <w:rFonts w:ascii="Arial" w:hAnsi="Arial" w:cs="Arial"/>
@@ -659,7 +658,7 @@
                 <w:szCs w:val="18"/>
                 <w:lang w:val="es-PE"/>
               </w:rPr>
-              <w:t xml:space="preserve">   </w:t>
+              <w:t xml:space="preserve">- Automatizar los flujos de ventas y descargas seguras para el Catálogo de Modelos 3D </w:t>
             </w:r>
             <w:r>
               <w:rPr>
@@ -668,9 +667,9 @@
                 <w:szCs w:val="18"/>
                 <w:lang w:val="es-PE"/>
               </w:rPr>
-              <w:t>(</w:t>
-            </w:r>
-            <w:proofErr w:type="gramEnd"/>
+              <w:t xml:space="preserve">   </w:t>
+            </w:r>
+            <w:proofErr w:type="gramStart"/>
             <w:r>
               <w:rPr>
                 <w:rFonts w:ascii="Arial" w:hAnsi="Arial" w:cs="Arial"/>
@@ -678,19 +677,18 @@
                 <w:szCs w:val="18"/>
                 <w:lang w:val="es-PE"/>
               </w:rPr>
-              <w:t>Digitalizados y Físicos) y literario (Libros en PDF).</w:t>
-            </w:r>
-          </w:p>
-          <w:p>
-            <w:pPr>
-              <w:ind w:left="1024"/>
+              <w:t xml:space="preserve">   </w:t>
+            </w:r>
+            <w:r>
               <w:rPr>
                 <w:rFonts w:ascii="Arial" w:hAnsi="Arial" w:cs="Arial"/>
                 <w:sz w:val="18"/>
                 <w:szCs w:val="18"/>
                 <w:lang w:val="es-PE"/>
               </w:rPr>
-            </w:pPr>
+              <w:t>(</w:t>
+            </w:r>
+            <w:proofErr w:type="gramEnd"/>
             <w:r>
               <w:rPr>
                 <w:rFonts w:ascii="Arial" w:hAnsi="Arial" w:cs="Arial"/>
@@ -698,127 +696,7 @@
                 <w:szCs w:val="18"/>
                 <w:lang w:val="es-PE"/>
               </w:rPr>
-              <w:t>- Implementar un sistema interactivo de cotizaciones 3D personalizadas conectando eficientemente a los usuarios con la administración.</w:t>
-            </w:r>
-          </w:p>
-          <w:p>
-            <w:pPr>
-              <w:ind w:left="1024"/>
-              <w:rPr>
-                <w:rFonts w:ascii="Arial" w:hAnsi="Arial" w:cs="Arial"/>
-                <w:sz w:val="18"/>
-                <w:szCs w:val="18"/>
-                <w:lang w:val="es-PE"/>
-              </w:rPr>
-            </w:pPr>
-            <w:r>
-              <w:rPr>
-                <w:rFonts w:ascii="Arial" w:hAnsi="Arial" w:cs="Arial"/>
-                <w:sz w:val="18"/>
-                <w:szCs w:val="18"/>
-                <w:lang w:val="es-PE"/>
-              </w:rPr>
-              <w:t xml:space="preserve">- Desplegar una arquitectura </w:t>
-            </w:r>
-            <w:proofErr w:type="spellStart"/>
-            <w:r>
-              <w:rPr>
-                <w:rFonts w:ascii="Arial" w:hAnsi="Arial" w:cs="Arial"/>
-                <w:sz w:val="18"/>
-                <w:szCs w:val="18"/>
-                <w:lang w:val="es-PE"/>
-              </w:rPr>
-              <w:t>backend</w:t>
-            </w:r>
-            <w:proofErr w:type="spellEnd"/>
-            <w:r>
-              <w:rPr>
-                <w:rFonts w:ascii="Arial" w:hAnsi="Arial" w:cs="Arial"/>
-                <w:sz w:val="18"/>
-                <w:szCs w:val="18"/>
-                <w:lang w:val="es-PE"/>
-              </w:rPr>
-              <w:t xml:space="preserve"> orquestada con Docker y </w:t>
-            </w:r>
-            <w:proofErr w:type="spellStart"/>
-            <w:r>
-              <w:rPr>
-                <w:rFonts w:ascii="Arial" w:hAnsi="Arial" w:cs="Arial"/>
-                <w:sz w:val="18"/>
-                <w:szCs w:val="18"/>
-                <w:lang w:val="es-PE"/>
-              </w:rPr>
-              <w:t>MinIO</w:t>
-            </w:r>
-            <w:proofErr w:type="spellEnd"/>
-            <w:r>
-              <w:rPr>
-                <w:rFonts w:ascii="Arial" w:hAnsi="Arial" w:cs="Arial"/>
-                <w:sz w:val="18"/>
-                <w:szCs w:val="18"/>
-                <w:lang w:val="es-PE"/>
-              </w:rPr>
-              <w:t xml:space="preserve"> que exponga las </w:t>
-            </w:r>
-            <w:proofErr w:type="spellStart"/>
-            <w:r>
-              <w:rPr>
-                <w:rFonts w:ascii="Arial" w:hAnsi="Arial" w:cs="Arial"/>
-                <w:sz w:val="18"/>
-                <w:szCs w:val="18"/>
-                <w:lang w:val="es-PE"/>
-              </w:rPr>
-              <w:t>APIs</w:t>
-            </w:r>
-            <w:proofErr w:type="spellEnd"/>
-            <w:r>
-              <w:rPr>
-                <w:rFonts w:ascii="Arial" w:hAnsi="Arial" w:cs="Arial"/>
-                <w:sz w:val="18"/>
-                <w:szCs w:val="18"/>
-                <w:lang w:val="es-PE"/>
-              </w:rPr>
-              <w:t xml:space="preserve"> necesarias para abastecer los recursos ('</w:t>
-            </w:r>
-            <w:proofErr w:type="spellStart"/>
-            <w:r>
-              <w:rPr>
-                <w:rFonts w:ascii="Arial" w:hAnsi="Arial" w:cs="Arial"/>
-                <w:sz w:val="18"/>
-                <w:szCs w:val="18"/>
-                <w:lang w:val="es-PE"/>
-              </w:rPr>
-              <w:t>AssetBundles</w:t>
-            </w:r>
-            <w:proofErr w:type="spellEnd"/>
-            <w:r>
-              <w:rPr>
-                <w:rFonts w:ascii="Arial" w:hAnsi="Arial" w:cs="Arial"/>
-                <w:sz w:val="18"/>
-                <w:szCs w:val="18"/>
-                <w:lang w:val="es-PE"/>
-              </w:rPr>
-              <w:t>') del módulo Unity AR.</w:t>
-            </w:r>
-          </w:p>
-          <w:p>
-            <w:pPr>
-              <w:ind w:left="1024"/>
-              <w:rPr>
-                <w:rFonts w:ascii="Arial" w:hAnsi="Arial" w:cs="Arial"/>
-                <w:sz w:val="18"/>
-                <w:szCs w:val="18"/>
-                <w:lang w:val="es-PE"/>
-              </w:rPr>
-            </w:pPr>
-            <w:r>
-              <w:rPr>
-                <w:rFonts w:ascii="Arial" w:hAnsi="Arial" w:cs="Arial"/>
-                <w:sz w:val="18"/>
-                <w:szCs w:val="18"/>
-                <w:lang w:val="es-PE"/>
-              </w:rPr>
-              <w:t>- Diseñar y organizar un módulo de administración de Cursos que gestione los cupos y la inscripción automatizada.</w:t>
+              <w:t>Digitalizados y Físicos) y literario (Libros en PDF).</w:t>
             </w:r>
           </w:p>
           <w:p>
@@ -1058,7 +936,7 @@
                 <w:szCs w:val="16"/>
                 <w14:ligatures w14:val="standardContextual"/>
               </w:rPr>
-              <w:t xml:space="preserve"> La venta de Modelos 3D generados (como los creados por plataformas IA), libros y la inscripción a cursos dependía de interacciones manuales (correos, mensajes directos), lo que ralentizaba las ventas y propiciaba errores en el control de inventario y cupos.</w:t>
+              <w:t xml:space="preserve"> La venta de Modelos 3D generados (como los creados por plataformas IA), libros dependía de interacciones manuales (correos, mensajes directos), lo que ralentizaba las ventas y propiciaba errores en el control de inventario y cupos.</w:t>
             </w:r>
           </w:p>
           <w:p>
@@ -1138,289 +1016,120 @@
           </w:p>
           <w:p>
             <w:pPr>
+              <w:rPr>
+                <w:rFonts w:ascii="Arial" w:hAnsi="Arial" w:cs="Arial"/>
+                <w:kern w:val="2"/>
+                <w:sz w:val="16"/>
+                <w:szCs w:val="16"/>
+                <w14:ligatures w14:val="standardContextual"/>
+              </w:rPr>
+            </w:pPr>
+          </w:p>
+          <w:p>
+            <w:pPr>
               <w:jc w:val="both"/>
               <w:rPr>
                 <w:rFonts w:ascii="Arial" w:hAnsi="Arial" w:cs="Arial"/>
                 <w:kern w:val="2"/>
                 <w:sz w:val="16"/>
                 <w:szCs w:val="16"/>
+                <w:lang w:val="es-PE"/>
                 <w14:ligatures w14:val="standardContextual"/>
               </w:rPr>
             </w:pPr>
-          </w:p>
-          <w:p>
-            <w:pPr>
-              <w:jc w:val="both"/>
+            <w:r>
               <w:rPr>
                 <w:rFonts w:ascii="Arial" w:hAnsi="Arial" w:cs="Arial"/>
                 <w:kern w:val="2"/>
                 <w:sz w:val="16"/>
                 <w:szCs w:val="16"/>
+                <w:lang w:val="es-PE"/>
                 <w14:ligatures w14:val="standardContextual"/>
               </w:rPr>
-            </w:pPr>
-            <w:bookmarkStart w:id="2" w:name="_Toc225202448"/>
-            <w:r>
-              <w:rPr>
-                <w:rFonts w:ascii="Arial" w:hAnsi="Arial" w:cs="Arial"/>
-                <w:b/>
-                <w:color w:val="000000"/>
+              <w:t>Estos desafíos evidencian la necesidad de adoptar la plataforma web unificada (</w:t>
+            </w:r>
+            <w:proofErr w:type="spellStart"/>
+            <w:r>
+              <w:rPr>
+                <w:rFonts w:ascii="Arial" w:hAnsi="Arial" w:cs="Arial"/>
                 <w:kern w:val="2"/>
                 <w:sz w:val="16"/>
                 <w:szCs w:val="16"/>
                 <w:lang w:val="es-PE"/>
                 <w14:ligatures w14:val="standardContextual"/>
               </w:rPr>
-              <w:t xml:space="preserve">2.3. </w:t>
-            </w:r>
-            <w:r>
-              <w:rPr>
-                <w:rFonts w:ascii="Arial" w:hAnsi="Arial" w:cs="Arial"/>
-                <w:b/>
-                <w:color w:val="000000"/>
+              <w:t>Yalotengo</w:t>
+            </w:r>
+            <w:proofErr w:type="spellEnd"/>
+            <w:r>
+              <w:rPr>
+                <w:rFonts w:ascii="Arial" w:hAnsi="Arial" w:cs="Arial"/>
                 <w:kern w:val="2"/>
                 <w:sz w:val="16"/>
                 <w:szCs w:val="16"/>
+                <w:lang w:val="es-PE"/>
                 <w14:ligatures w14:val="standardContextual"/>
               </w:rPr>
-              <w:t>Gestión Estática de Activos para AR</w:t>
-            </w:r>
-            <w:bookmarkEnd w:id="2"/>
-            <w:r>
-              <w:rPr>
-                <w:rFonts w:ascii="Arial" w:hAnsi="Arial" w:cs="Arial"/>
-                <w:b/>
-                <w:bCs/>
+              <w:t>) que centralice el e-</w:t>
+            </w:r>
+            <w:proofErr w:type="spellStart"/>
+            <w:r>
+              <w:rPr>
+                <w:rFonts w:ascii="Arial" w:hAnsi="Arial" w:cs="Arial"/>
                 <w:kern w:val="2"/>
                 <w:sz w:val="16"/>
                 <w:szCs w:val="16"/>
+                <w:lang w:val="es-PE"/>
                 <w14:ligatures w14:val="standardContextual"/>
               </w:rPr>
-              <w:t>:</w:t>
-            </w:r>
+              <w:t>commerce</w:t>
+            </w:r>
+            <w:proofErr w:type="spellEnd"/>
             <w:r>
               <w:rPr>
                 <w:rFonts w:ascii="Arial" w:hAnsi="Arial" w:cs="Arial"/>
                 <w:kern w:val="2"/>
                 <w:sz w:val="16"/>
                 <w:szCs w:val="16"/>
+                <w:lang w:val="es-PE"/>
                 <w14:ligatures w14:val="standardContextual"/>
               </w:rPr>
-              <w:t xml:space="preserve"> La actualización de contenidos para su Aplicación Móvil de Realidad Aumentada requería la </w:t>
-            </w:r>
-            <w:proofErr w:type="spellStart"/>
+              <w:t xml:space="preserve"> de productos digitales/físicos, provea automatización de </w:t>
+            </w:r>
+            <w:proofErr w:type="gramStart"/>
             <w:r>
               <w:rPr>
                 <w:rFonts w:ascii="Arial" w:hAnsi="Arial" w:cs="Arial"/>
                 <w:kern w:val="2"/>
                 <w:sz w:val="16"/>
                 <w:szCs w:val="16"/>
+                <w:lang w:val="es-PE"/>
                 <w14:ligatures w14:val="standardContextual"/>
               </w:rPr>
-              <w:t>recompilación</w:t>
-            </w:r>
-            <w:proofErr w:type="spellEnd"/>
+              <w:t>tickets</w:t>
+            </w:r>
+            <w:proofErr w:type="gramEnd"/>
             <w:r>
               <w:rPr>
                 <w:rFonts w:ascii="Arial" w:hAnsi="Arial" w:cs="Arial"/>
                 <w:kern w:val="2"/>
                 <w:sz w:val="16"/>
                 <w:szCs w:val="16"/>
+                <w:lang w:val="es-PE"/>
                 <w14:ligatures w14:val="standardContextual"/>
               </w:rPr>
-              <w:t xml:space="preserve"> del software móvil cada vez que se agregaba un nuevo espécimen en 3D, un proceso ineficiente que consumía tiempo de desarrollo y limitaba la escalabilidad del proyecto educativo.</w:t>
-            </w:r>
-          </w:p>
-          <w:p>
-            <w:pPr>
-              <w:jc w:val="both"/>
+              <w:t xml:space="preserve"> y reservas</w:t>
+            </w:r>
+            <w:r>
               <w:rPr>
                 <w:rFonts w:ascii="Arial" w:hAnsi="Arial" w:cs="Arial"/>
                 <w:kern w:val="2"/>
                 <w:sz w:val="16"/>
                 <w:szCs w:val="16"/>
+                <w:lang w:val="es-PE"/>
                 <w14:ligatures w14:val="standardContextual"/>
               </w:rPr>
-            </w:pPr>
-          </w:p>
-          <w:p>
-            <w:pPr>
-              <w:jc w:val="both"/>
-              <w:rPr>
-                <w:rFonts w:ascii="Arial" w:hAnsi="Arial" w:cs="Arial"/>
-                <w:kern w:val="2"/>
-                <w:sz w:val="16"/>
-                <w:szCs w:val="16"/>
-                <w14:ligatures w14:val="standardContextual"/>
-              </w:rPr>
-            </w:pPr>
-            <w:bookmarkStart w:id="3" w:name="_Toc225202449"/>
-            <w:r>
-              <w:rPr>
-                <w:rFonts w:ascii="Arial" w:hAnsi="Arial" w:cs="Arial"/>
-                <w:b/>
-                <w:color w:val="000000"/>
-                <w:kern w:val="2"/>
-                <w:sz w:val="16"/>
-                <w:szCs w:val="16"/>
-                <w:lang w:val="es-PE"/>
-                <w14:ligatures w14:val="standardContextual"/>
-              </w:rPr>
-              <w:t xml:space="preserve">2.4. </w:t>
-            </w:r>
-            <w:r>
-              <w:rPr>
-                <w:rFonts w:ascii="Arial" w:hAnsi="Arial" w:cs="Arial"/>
-                <w:b/>
-                <w:color w:val="000000"/>
-                <w:kern w:val="2"/>
-                <w:sz w:val="16"/>
-                <w:szCs w:val="16"/>
-                <w14:ligatures w14:val="standardContextual"/>
-              </w:rPr>
-              <w:t>Falta de Trazabilidad en Cotizaciones:</w:t>
-            </w:r>
-            <w:bookmarkEnd w:id="3"/>
-            <w:r>
-              <w:rPr>
-                <w:rFonts w:ascii="Arial" w:hAnsi="Arial" w:cs="Arial"/>
-                <w:kern w:val="2"/>
-                <w:sz w:val="16"/>
-                <w:szCs w:val="16"/>
-                <w14:ligatures w14:val="standardContextual"/>
-              </w:rPr>
-              <w:t xml:space="preserve"> La recepción de prototipos o ideas de clientes para impresiones 3D personalizadas carecía de un flujo estructurado, lo que dificultaba el seguimiento del estado de la cotización y el intercambio de archivos referenciales.</w:t>
-            </w:r>
-          </w:p>
-          <w:p>
-            <w:pPr>
-              <w:rPr>
-                <w:rFonts w:ascii="Arial" w:hAnsi="Arial" w:cs="Arial"/>
-                <w:kern w:val="2"/>
-                <w:sz w:val="16"/>
-                <w:szCs w:val="16"/>
-                <w14:ligatures w14:val="standardContextual"/>
-              </w:rPr>
-            </w:pPr>
-          </w:p>
-          <w:p>
-            <w:pPr>
-              <w:jc w:val="both"/>
-              <w:rPr>
-                <w:rFonts w:ascii="Arial" w:hAnsi="Arial" w:cs="Arial"/>
-                <w:kern w:val="2"/>
-                <w:sz w:val="16"/>
-                <w:szCs w:val="16"/>
-                <w:lang w:val="es-PE"/>
-                <w14:ligatures w14:val="standardContextual"/>
-              </w:rPr>
-            </w:pPr>
-            <w:r>
-              <w:rPr>
-                <w:rFonts w:ascii="Arial" w:hAnsi="Arial" w:cs="Arial"/>
-                <w:kern w:val="2"/>
-                <w:sz w:val="16"/>
-                <w:szCs w:val="16"/>
-                <w:lang w:val="es-PE"/>
-                <w14:ligatures w14:val="standardContextual"/>
-              </w:rPr>
-              <w:t>Estos desafíos evidencian la necesidad de adoptar la plataforma web unificada (</w:t>
-            </w:r>
-            <w:proofErr w:type="spellStart"/>
-            <w:r>
-              <w:rPr>
-                <w:rFonts w:ascii="Arial" w:hAnsi="Arial" w:cs="Arial"/>
-                <w:kern w:val="2"/>
-                <w:sz w:val="16"/>
-                <w:szCs w:val="16"/>
-                <w:lang w:val="es-PE"/>
-                <w14:ligatures w14:val="standardContextual"/>
-              </w:rPr>
-              <w:t>Yalotengo</w:t>
-            </w:r>
-            <w:proofErr w:type="spellEnd"/>
-            <w:r>
-              <w:rPr>
-                <w:rFonts w:ascii="Arial" w:hAnsi="Arial" w:cs="Arial"/>
-                <w:kern w:val="2"/>
-                <w:sz w:val="16"/>
-                <w:szCs w:val="16"/>
-                <w:lang w:val="es-PE"/>
-                <w14:ligatures w14:val="standardContextual"/>
-              </w:rPr>
-              <w:t>) que centralice el e-</w:t>
-            </w:r>
-            <w:proofErr w:type="spellStart"/>
-            <w:r>
-              <w:rPr>
-                <w:rFonts w:ascii="Arial" w:hAnsi="Arial" w:cs="Arial"/>
-                <w:kern w:val="2"/>
-                <w:sz w:val="16"/>
-                <w:szCs w:val="16"/>
-                <w:lang w:val="es-PE"/>
-                <w14:ligatures w14:val="standardContextual"/>
-              </w:rPr>
-              <w:t>commerce</w:t>
-            </w:r>
-            <w:proofErr w:type="spellEnd"/>
-            <w:r>
-              <w:rPr>
-                <w:rFonts w:ascii="Arial" w:hAnsi="Arial" w:cs="Arial"/>
-                <w:kern w:val="2"/>
-                <w:sz w:val="16"/>
-                <w:szCs w:val="16"/>
-                <w:lang w:val="es-PE"/>
-                <w14:ligatures w14:val="standardContextual"/>
-              </w:rPr>
-              <w:t xml:space="preserve"> de productos digitales/físicos, provea automatización de </w:t>
-            </w:r>
-            <w:proofErr w:type="gramStart"/>
-            <w:r>
-              <w:rPr>
-                <w:rFonts w:ascii="Arial" w:hAnsi="Arial" w:cs="Arial"/>
-                <w:kern w:val="2"/>
-                <w:sz w:val="16"/>
-                <w:szCs w:val="16"/>
-                <w:lang w:val="es-PE"/>
-                <w14:ligatures w14:val="standardContextual"/>
-              </w:rPr>
-              <w:t>tickets</w:t>
-            </w:r>
-            <w:proofErr w:type="gramEnd"/>
-            <w:r>
-              <w:rPr>
-                <w:rFonts w:ascii="Arial" w:hAnsi="Arial" w:cs="Arial"/>
-                <w:kern w:val="2"/>
-                <w:sz w:val="16"/>
-                <w:szCs w:val="16"/>
-                <w:lang w:val="es-PE"/>
-                <w14:ligatures w14:val="standardContextual"/>
-              </w:rPr>
-              <w:t xml:space="preserve"> y reservas, y que, simultáneamente, actúe como un gestor de contenido (</w:t>
-            </w:r>
-            <w:proofErr w:type="spellStart"/>
-            <w:r>
-              <w:rPr>
-                <w:rFonts w:ascii="Arial" w:hAnsi="Arial" w:cs="Arial"/>
-                <w:kern w:val="2"/>
-                <w:sz w:val="16"/>
-                <w:szCs w:val="16"/>
-                <w:lang w:val="es-PE"/>
-                <w14:ligatures w14:val="standardContextual"/>
-              </w:rPr>
-              <w:t>Backend</w:t>
-            </w:r>
-            <w:proofErr w:type="spellEnd"/>
-            <w:r>
-              <w:rPr>
-                <w:rFonts w:ascii="Arial" w:hAnsi="Arial" w:cs="Arial"/>
-                <w:kern w:val="2"/>
-                <w:sz w:val="16"/>
-                <w:szCs w:val="16"/>
-                <w:lang w:val="es-PE"/>
-                <w14:ligatures w14:val="standardContextual"/>
-              </w:rPr>
-              <w:t>) ágil para alimentar dinámicamente a su aplicación externa de Realidad Aumentada.</w:t>
+              <w:t>.</w:t>
             </w:r>
           </w:p>
           <w:p>
@@ -1543,7 +1252,7 @@
                 <w:sz w:val="18"/>
                 <w:szCs w:val="18"/>
               </w:rPr>
-              <w:t xml:space="preserve">" para "Invéntalo" tiene como objetivo principal consolidar y optimizar bajo un único ecosistema digital la comercialización e interactividad de sus áreas operativas clave: Modelos 3D, Libros, Unity AR (para administración), Cursos y Reservas de </w:t>
+              <w:t xml:space="preserve">" para "Invéntalo" tiene como objetivo principal consolidar y optimizar bajo un único ecosistema digital la comercialización e interactividad de sus áreas operativas clave: Modelos 3D, Libros y Reservas de </w:t>
             </w:r>
             <w:proofErr w:type="gramStart"/>
             <w:r>
@@ -1579,7 +1288,7 @@
                 <w:szCs w:val="18"/>
               </w:rPr>
             </w:pPr>
-            <w:bookmarkStart w:id="4" w:name="_Toc225202451"/>
+            <w:bookmarkStart w:id="2" w:name="_Toc225202451"/>
             <w:r>
               <w:rPr>
                 <w:rStyle w:val="Ttulo3Car"/>
@@ -1598,7 +1307,7 @@
               </w:rPr>
               <w:t>.1. Mayor accesibilidad y personalización para los usuarios:</w:t>
             </w:r>
-            <w:bookmarkEnd w:id="4"/>
+            <w:bookmarkEnd w:id="2"/>
             <w:r>
               <w:rPr>
                 <w:rFonts w:ascii="Arial" w:hAnsi="Arial" w:cs="Arial"/>
@@ -1616,7 +1325,7 @@
               </w:rPr>
               <w:t>.</w:t>
             </w:r>
-            <w:bookmarkStart w:id="5" w:name="_Toc225202452"/>
+            <w:bookmarkStart w:id="3" w:name="_Toc225202452"/>
           </w:p>
           <w:p>
             <w:pPr>
@@ -1671,7 +1380,7 @@
               </w:rPr>
               <w:t>.2. Optimizar el tiempo del personal administrativo:</w:t>
             </w:r>
-            <w:bookmarkEnd w:id="5"/>
+            <w:bookmarkEnd w:id="3"/>
             <w:r>
               <w:rPr>
                 <w:rFonts w:ascii="Arial" w:hAnsi="Arial" w:cs="Arial"/>
@@ -1696,114 +1405,8 @@
                 <w:sz w:val="18"/>
                 <w:szCs w:val="18"/>
               </w:rPr>
-              <w:t xml:space="preserve"> de acceso, el equipo de "Invéntalo" reduce drásticamente el tiempo dedicado a transacciones manuales. De igual forma, el panel simplifica el flujo de cotizaciones de impresiones 3D.</w:t>
-            </w:r>
-          </w:p>
-          <w:p>
-            <w:pPr>
-              <w:jc w:val="both"/>
-              <w:rPr>
-                <w:rFonts w:ascii="Arial" w:hAnsi="Arial" w:cs="Arial"/>
-                <w:sz w:val="18"/>
-                <w:szCs w:val="18"/>
-              </w:rPr>
-            </w:pPr>
-          </w:p>
-          <w:p>
-            <w:pPr>
-              <w:jc w:val="both"/>
-              <w:rPr>
-                <w:rFonts w:ascii="Arial" w:hAnsi="Arial" w:cs="Arial"/>
-                <w:sz w:val="18"/>
-                <w:szCs w:val="18"/>
-              </w:rPr>
-            </w:pPr>
-            <w:bookmarkStart w:id="6" w:name="_Toc225202453"/>
-            <w:r>
-              <w:rPr>
-                <w:rStyle w:val="Ttulo3Car"/>
-                <w:rFonts w:cs="Arial"/>
-                <w:sz w:val="18"/>
-                <w:szCs w:val="18"/>
-              </w:rPr>
-              <w:t>3</w:t>
-            </w:r>
-            <w:r>
-              <w:rPr>
-                <w:rStyle w:val="Ttulo3Car"/>
-                <w:rFonts w:cs="Arial"/>
-                <w:sz w:val="18"/>
-                <w:szCs w:val="18"/>
-              </w:rPr>
-              <w:t>.3. Independencia y Gestión Dinámica de AR:</w:t>
-            </w:r>
-            <w:bookmarkEnd w:id="6"/>
-            <w:r>
-              <w:rPr>
-                <w:rFonts w:ascii="Arial" w:hAnsi="Arial" w:cs="Arial"/>
-                <w:sz w:val="18"/>
-                <w:szCs w:val="18"/>
-              </w:rPr>
-              <w:t xml:space="preserve"> Aislar la responsabilidad de los modelos 3D y marcadores al </w:t>
-            </w:r>
-            <w:proofErr w:type="spellStart"/>
-            <w:r>
-              <w:rPr>
-                <w:rFonts w:ascii="Arial" w:hAnsi="Arial" w:cs="Arial"/>
-                <w:sz w:val="18"/>
-                <w:szCs w:val="18"/>
-              </w:rPr>
-              <w:t>backend</w:t>
-            </w:r>
-            <w:proofErr w:type="spellEnd"/>
-            <w:r>
-              <w:rPr>
-                <w:rFonts w:ascii="Arial" w:hAnsi="Arial" w:cs="Arial"/>
-                <w:sz w:val="18"/>
-                <w:szCs w:val="18"/>
-              </w:rPr>
-              <w:t xml:space="preserve"> de </w:t>
-            </w:r>
-            <w:proofErr w:type="spellStart"/>
-            <w:r>
-              <w:rPr>
-                <w:rFonts w:ascii="Arial" w:hAnsi="Arial" w:cs="Arial"/>
-                <w:sz w:val="18"/>
-                <w:szCs w:val="18"/>
-              </w:rPr>
-              <w:t>Yalotengo</w:t>
-            </w:r>
-            <w:proofErr w:type="spellEnd"/>
-            <w:r>
-              <w:rPr>
-                <w:rFonts w:ascii="Arial" w:hAnsi="Arial" w:cs="Arial"/>
-                <w:sz w:val="18"/>
-                <w:szCs w:val="18"/>
-              </w:rPr>
-              <w:t xml:space="preserve"> desvincula el proceso de creación de contenido del ciclo de desarrollo de la App Móvil de AR. Esto permite enriquecer el repositorio de manera inmediata sin requerir reinstalaciones en los teléfonos de los usuarios.</w:t>
-            </w:r>
-          </w:p>
-          <w:p>
-            <w:pPr>
-              <w:jc w:val="both"/>
-              <w:rPr>
-                <w:rFonts w:ascii="Arial" w:hAnsi="Arial" w:cs="Arial"/>
-                <w:sz w:val="16"/>
-                <w:szCs w:val="16"/>
-                <w:lang w:val="es-PE"/>
-              </w:rPr>
-            </w:pPr>
-          </w:p>
-          <w:p>
-            <w:pPr>
-              <w:jc w:val="both"/>
-              <w:rPr>
-                <w:rFonts w:ascii="Arial" w:hAnsi="Arial" w:cs="Arial"/>
-                <w:sz w:val="16"/>
-                <w:szCs w:val="16"/>
-                <w:lang w:val="es-PE"/>
-              </w:rPr>
-            </w:pPr>
+              <w:t xml:space="preserve"> de acceso, el equipo de "Invéntalo" reduce drásticamente el tiempo dedicado a transacciones manuales. </w:t>
+            </w:r>
           </w:p>
         </w:tc>
       </w:tr>
@@ -1960,71 +1563,69 @@
                 <w:sz w:val="18"/>
                 <w:szCs w:val="18"/>
               </w:rPr>
-              <w:t xml:space="preserve">). Entre las principales funcionalidades cubiertas se encuentran el registro, autenticación y edición de perfil de clientes, un catálogo dinámico (con pasarela de pagos integrada), flujos de cotización personalizados y la generación de </w:t>
-            </w:r>
-            <w:proofErr w:type="gramStart"/>
+              <w:t>). Entre las principales funcionalidades cubiertas se encuentran el registro, autenticación y edición de perfil de clientes, un catálogo dinámico (con pasarela de pagos integrada)</w:t>
+            </w:r>
             <w:r>
               <w:rPr>
                 <w:rFonts w:ascii="Arial" w:hAnsi="Arial" w:cs="Arial"/>
                 <w:sz w:val="18"/>
                 <w:szCs w:val="18"/>
               </w:rPr>
-              <w:t>tickets</w:t>
-            </w:r>
-            <w:proofErr w:type="gramEnd"/>
+              <w:t xml:space="preserve"> </w:t>
+            </w:r>
             <w:r>
               <w:rPr>
                 <w:rFonts w:ascii="Arial" w:hAnsi="Arial" w:cs="Arial"/>
                 <w:sz w:val="18"/>
                 <w:szCs w:val="18"/>
               </w:rPr>
-              <w:t xml:space="preserve"> QR.</w:t>
-            </w:r>
-          </w:p>
-          <w:p>
-            <w:pPr>
-              <w:jc w:val="both"/>
+              <w:t xml:space="preserve">y la generación de </w:t>
+            </w:r>
+            <w:proofErr w:type="gramStart"/>
+            <w:r>
               <w:rPr>
                 <w:rFonts w:ascii="Arial" w:hAnsi="Arial" w:cs="Arial"/>
                 <w:sz w:val="18"/>
                 <w:szCs w:val="18"/>
               </w:rPr>
-            </w:pPr>
-          </w:p>
-          <w:p>
-            <w:pPr>
-              <w:jc w:val="both"/>
+              <w:t>tickets</w:t>
+            </w:r>
+            <w:proofErr w:type="gramEnd"/>
+            <w:r>
               <w:rPr>
                 <w:rFonts w:ascii="Arial" w:hAnsi="Arial" w:cs="Arial"/>
                 <w:sz w:val="18"/>
                 <w:szCs w:val="18"/>
               </w:rPr>
-            </w:pPr>
-            <w:r>
+              <w:t xml:space="preserve"> QR.</w:t>
+            </w:r>
+          </w:p>
+          <w:p>
+            <w:pPr>
+              <w:jc w:val="both"/>
               <w:rPr>
                 <w:rFonts w:ascii="Arial" w:hAnsi="Arial" w:cs="Arial"/>
                 <w:sz w:val="18"/>
                 <w:szCs w:val="18"/>
               </w:rPr>
-              <w:t xml:space="preserve">Para el perfil administrativo, el alcance incluye herramientas integrales manteniendo un flujo unificado y secuencial para la gestión de: Modelos 3D, Libros, Unity AR (subida de </w:t>
-            </w:r>
-            <w:proofErr w:type="spellStart"/>
-            <w:r>
+            </w:pPr>
+          </w:p>
+          <w:p>
+            <w:pPr>
+              <w:jc w:val="both"/>
               <w:rPr>
                 <w:rFonts w:ascii="Arial" w:hAnsi="Arial" w:cs="Arial"/>
                 <w:sz w:val="18"/>
                 <w:szCs w:val="18"/>
               </w:rPr>
-              <w:t>AssetBundles</w:t>
-            </w:r>
-            <w:proofErr w:type="spellEnd"/>
+            </w:pPr>
             <w:r>
               <w:rPr>
                 <w:rFonts w:ascii="Arial" w:hAnsi="Arial" w:cs="Arial"/>
                 <w:sz w:val="18"/>
                 <w:szCs w:val="18"/>
               </w:rPr>
-              <w:t xml:space="preserve">), Cursos y Reserva de </w:t>
+              <w:t xml:space="preserve">Para el perfil administrativo, el alcance incluye herramientas integrales manteniendo un flujo unificado y secuencial para la gestión de: Modelos 3D, Libros, y Reserva de </w:t>
             </w:r>
             <w:proofErr w:type="gramStart"/>
             <w:r>
@@ -2044,120 +1645,6 @@
               </w:rPr>
               <w:t>.</w:t>
             </w:r>
-          </w:p>
-          <w:p>
-            <w:pPr>
-              <w:jc w:val="both"/>
-              <w:rPr>
-                <w:rFonts w:ascii="Arial" w:hAnsi="Arial" w:cs="Arial"/>
-                <w:sz w:val="18"/>
-                <w:szCs w:val="18"/>
-              </w:rPr>
-            </w:pPr>
-          </w:p>
-          <w:p>
-            <w:pPr>
-              <w:jc w:val="both"/>
-              <w:rPr>
-                <w:rFonts w:ascii="Arial" w:hAnsi="Arial" w:cs="Arial"/>
-                <w:sz w:val="18"/>
-                <w:szCs w:val="18"/>
-              </w:rPr>
-            </w:pPr>
-            <w:proofErr w:type="spellStart"/>
-            <w:r>
-              <w:rPr>
-                <w:rFonts w:ascii="Arial" w:hAnsi="Arial" w:cs="Arial"/>
-                <w:b/>
-                <w:bCs/>
-                <w:sz w:val="18"/>
-                <w:szCs w:val="18"/>
-              </w:rPr>
-              <w:t>Límitaciones</w:t>
-            </w:r>
-            <w:proofErr w:type="spellEnd"/>
-            <w:r>
-              <w:rPr>
-                <w:rFonts w:ascii="Arial" w:hAnsi="Arial" w:cs="Arial"/>
-                <w:b/>
-                <w:bCs/>
-                <w:sz w:val="18"/>
-                <w:szCs w:val="18"/>
-              </w:rPr>
-              <w:t>:</w:t>
-            </w:r>
-            <w:r>
-              <w:rPr>
-                <w:rFonts w:ascii="Arial" w:hAnsi="Arial" w:cs="Arial"/>
-                <w:sz w:val="18"/>
-                <w:szCs w:val="18"/>
-              </w:rPr>
-              <w:t xml:space="preserve"> Este proyecto se centra exclusivamente en el entorno web de "</w:t>
-            </w:r>
-            <w:proofErr w:type="spellStart"/>
-            <w:r>
-              <w:rPr>
-                <w:rFonts w:ascii="Arial" w:hAnsi="Arial" w:cs="Arial"/>
-                <w:sz w:val="18"/>
-                <w:szCs w:val="18"/>
-              </w:rPr>
-              <w:t>Yalotengo</w:t>
-            </w:r>
-            <w:proofErr w:type="spellEnd"/>
-            <w:r>
-              <w:rPr>
-                <w:rFonts w:ascii="Arial" w:hAnsi="Arial" w:cs="Arial"/>
-                <w:sz w:val="18"/>
-                <w:szCs w:val="18"/>
-              </w:rPr>
-              <w:t xml:space="preserve">" y su API. Queda </w:t>
-            </w:r>
-            <w:r>
-              <w:rPr>
-                <w:rFonts w:ascii="Arial" w:hAnsi="Arial" w:cs="Arial"/>
-                <w:b/>
-                <w:bCs/>
-                <w:sz w:val="18"/>
-                <w:szCs w:val="18"/>
-              </w:rPr>
-              <w:t>fuera del alcance</w:t>
-            </w:r>
-            <w:r>
-              <w:rPr>
-                <w:rFonts w:ascii="Arial" w:hAnsi="Arial" w:cs="Arial"/>
-                <w:sz w:val="18"/>
-                <w:szCs w:val="18"/>
-              </w:rPr>
-              <w:t xml:space="preserve"> técnico de este documento el desarrollo, programación gráfica (scripts C#) o compilación del software cliente de la Aplicación Móvil de Realidad Aumentada, la cual figura únicamente como un consumidor externo de los servicios expuestos por este </w:t>
-            </w:r>
-            <w:proofErr w:type="spellStart"/>
-            <w:r>
-              <w:rPr>
-                <w:rFonts w:ascii="Arial" w:hAnsi="Arial" w:cs="Arial"/>
-                <w:sz w:val="18"/>
-                <w:szCs w:val="18"/>
-              </w:rPr>
-              <w:t>backend</w:t>
-            </w:r>
-            <w:proofErr w:type="spellEnd"/>
-            <w:r>
-              <w:rPr>
-                <w:rFonts w:ascii="Arial" w:hAnsi="Arial" w:cs="Arial"/>
-                <w:sz w:val="18"/>
-                <w:szCs w:val="18"/>
-              </w:rPr>
-              <w:t>.</w:t>
-            </w:r>
-          </w:p>
-          <w:p>
-            <w:pPr>
-              <w:rPr>
-                <w:rFonts w:ascii="Arial" w:hAnsi="Arial" w:cs="Arial"/>
-                <w:sz w:val="16"/>
-                <w:szCs w:val="16"/>
-                <w:lang w:val="es-PE"/>
-              </w:rPr>
-            </w:pPr>
           </w:p>
           <w:p>
             <w:pPr>
@@ -2284,7 +1771,27 @@
                 <w:szCs w:val="16"/>
                 <w:lang w:val="es-PE"/>
               </w:rPr>
-              <w:t xml:space="preserve"> y teléfonos móviles con conexión a internet. Su uso principal será la comercialización de productos desarrollados por dicha institución, tales como modelos 3D digitalizados, impresiones 3D, libros tecnológicos, cursos y entradas para el micro museo. Además, el sistema servirá como canal digital institucional para que </w:t>
+              <w:t xml:space="preserve"> y teléfonos móviles con conexión a internet. Su uso principal será la comercialización de productos desarrollados por dicha institución, tales como modelos 3D digitalizados, impresiones 3D, libros </w:t>
+            </w:r>
+            <w:proofErr w:type="spellStart"/>
+            <w:r>
+              <w:rPr>
+                <w:rFonts w:ascii="Arial" w:hAnsi="Arial" w:cs="Arial"/>
+                <w:sz w:val="16"/>
+                <w:szCs w:val="16"/>
+                <w:lang w:val="es-PE"/>
+              </w:rPr>
+              <w:t>tecnológicosy</w:t>
+            </w:r>
+            <w:proofErr w:type="spellEnd"/>
+            <w:r>
+              <w:rPr>
+                <w:rFonts w:ascii="Arial" w:hAnsi="Arial" w:cs="Arial"/>
+                <w:sz w:val="16"/>
+                <w:szCs w:val="16"/>
+                <w:lang w:val="es-PE"/>
+              </w:rPr>
+              <w:t xml:space="preserve"> entradas para el micro museo. Además, el sistema servirá como canal digital institucional para que </w:t>
             </w:r>
             <w:r>
               <w:rPr>
@@ -2302,7 +1809,7 @@
                 <w:szCs w:val="16"/>
                 <w:lang w:val="es-PE"/>
               </w:rPr>
-              <w:t>administradores gestionen el catálogo, las ventas, los pedidos y la información de los usuarios, mientras que los clientes podrán consultar productos, realizar compras, inscribirse en cursos y revisar su historial de operaciones.</w:t>
+              <w:t>administradores gestionen el catálogo, las ventas, los pedidos y la información de los usuarios, mientras que los clientes podrán consultar productos, realizar compras y revisar su historial de operaciones.</w:t>
             </w:r>
           </w:p>
           <w:p>
@@ -2681,7 +2188,7 @@
                 <w:szCs w:val="16"/>
                 <w:lang w:val="es-PE"/>
               </w:rPr>
-              <w:t>. En “Mis Cotizaciones” se debe listar las cotizaciones personalizadas que desea imprimir.</w:t>
+              <w:t xml:space="preserve">. </w:t>
             </w:r>
           </w:p>
           <w:p>
@@ -2973,7 +2480,6 @@
           </w:p>
           <w:p>
             <w:pPr>
-              <w:ind w:left="599"/>
               <w:rPr>
                 <w:rFonts w:ascii="Arial" w:hAnsi="Arial" w:cs="Arial"/>
                 <w:sz w:val="16"/>
@@ -3004,27 +2510,7 @@
                 <w:szCs w:val="16"/>
                 <w:lang w:val="es-PE"/>
               </w:rPr>
-              <w:t xml:space="preserve">El sistema debe permitir al cliente crear solicitudes de cotización con descripción, hasta 5 imágenes referenciales (almacenadas en </w:t>
-            </w:r>
-            <w:proofErr w:type="spellStart"/>
-            <w:r>
-              <w:rPr>
-                <w:rFonts w:ascii="Arial" w:hAnsi="Arial" w:cs="Arial"/>
-                <w:sz w:val="16"/>
-                <w:szCs w:val="16"/>
-                <w:lang w:val="es-PE"/>
-              </w:rPr>
-              <w:t>MinIO</w:t>
-            </w:r>
-            <w:proofErr w:type="spellEnd"/>
-            <w:r>
-              <w:rPr>
-                <w:rFonts w:ascii="Arial" w:hAnsi="Arial" w:cs="Arial"/>
-                <w:sz w:val="16"/>
-                <w:szCs w:val="16"/>
-                <w:lang w:val="es-PE"/>
-              </w:rPr>
-              <w:t>), teléfono y preferencia de notificación.</w:t>
+              <w:t>El sistema debe listar todos los libros activos con portada, título, autor, descripción y precio.</w:t>
             </w:r>
           </w:p>
           <w:p>
@@ -3060,7 +2546,7 @@
                 <w:szCs w:val="16"/>
                 <w:lang w:val="es-PE"/>
               </w:rPr>
-              <w:t>El sistema debe permitir al cliente editar (solo en estado Pendiente), eliminar y consultar el historial de sus cotizaciones junto con las respuestas del administrador.</w:t>
+              <w:t>El sistema debe permitir añadir libros al carrito con validación de duplicados (PENDING y PAID), impidiendo la compra repetida del mismo libro.</w:t>
             </w:r>
           </w:p>
           <w:p>
@@ -3096,12 +2582,51 @@
                 <w:szCs w:val="16"/>
                 <w:lang w:val="es-PE"/>
               </w:rPr>
-              <w:t>El sistema debe listar todos los libros activos con portada, título, autor, descripción y precio.</w:t>
-            </w:r>
-          </w:p>
-          <w:p>
-            <w:pPr>
-              <w:ind w:left="599"/>
+              <w:t xml:space="preserve">El sistema debe procesar el pago del libro mediante </w:t>
+            </w:r>
+            <w:proofErr w:type="spellStart"/>
+            <w:r>
+              <w:rPr>
+                <w:rFonts w:ascii="Arial" w:hAnsi="Arial" w:cs="Arial"/>
+                <w:sz w:val="16"/>
+                <w:szCs w:val="16"/>
+                <w:lang w:val="es-PE"/>
+              </w:rPr>
+              <w:t>MercadoPago</w:t>
+            </w:r>
+            <w:proofErr w:type="spellEnd"/>
+            <w:r>
+              <w:rPr>
+                <w:rFonts w:ascii="Arial" w:hAnsi="Arial" w:cs="Arial"/>
+                <w:sz w:val="16"/>
+                <w:szCs w:val="16"/>
+                <w:lang w:val="es-PE"/>
+              </w:rPr>
+              <w:t xml:space="preserve"> y, una vez aprobado, habilitar la descarga del PDF con nombre amigable desde </w:t>
+            </w:r>
+            <w:proofErr w:type="spellStart"/>
+            <w:r>
+              <w:rPr>
+                <w:rFonts w:ascii="Arial" w:hAnsi="Arial" w:cs="Arial"/>
+                <w:sz w:val="16"/>
+                <w:szCs w:val="16"/>
+                <w:lang w:val="es-PE"/>
+              </w:rPr>
+              <w:t>MinIO</w:t>
+            </w:r>
+            <w:proofErr w:type="spellEnd"/>
+            <w:r>
+              <w:rPr>
+                <w:rFonts w:ascii="Arial" w:hAnsi="Arial" w:cs="Arial"/>
+                <w:sz w:val="16"/>
+                <w:szCs w:val="16"/>
+                <w:lang w:val="es-PE"/>
+              </w:rPr>
+              <w:t>.</w:t>
+            </w:r>
+          </w:p>
+          <w:p>
+            <w:pPr>
               <w:rPr>
                 <w:rFonts w:ascii="Arial" w:hAnsi="Arial" w:cs="Arial"/>
                 <w:sz w:val="16"/>
@@ -3132,7 +2657,27 @@
                 <w:szCs w:val="16"/>
                 <w:lang w:val="es-PE"/>
               </w:rPr>
-              <w:t>El sistema debe permitir añadir libros al carrito con validación de duplicados (PENDING y PAID), impidiendo la compra repetida del mismo libro.</w:t>
+              <w:t xml:space="preserve">El sistema debe permitir acumular productos de distintas categorías (Modelos 3D, Libros) en un carrito único, con pago consolidado en una sola transacción de </w:t>
+            </w:r>
+            <w:proofErr w:type="spellStart"/>
+            <w:r>
+              <w:rPr>
+                <w:rFonts w:ascii="Arial" w:hAnsi="Arial" w:cs="Arial"/>
+                <w:sz w:val="16"/>
+                <w:szCs w:val="16"/>
+                <w:lang w:val="es-PE"/>
+              </w:rPr>
+              <w:t>MercadoPago</w:t>
+            </w:r>
+            <w:proofErr w:type="spellEnd"/>
+            <w:r>
+              <w:rPr>
+                <w:rFonts w:ascii="Arial" w:hAnsi="Arial" w:cs="Arial"/>
+                <w:sz w:val="16"/>
+                <w:szCs w:val="16"/>
+                <w:lang w:val="es-PE"/>
+              </w:rPr>
+              <w:t>.</w:t>
             </w:r>
           </w:p>
           <w:p>
@@ -3168,47 +2713,7 @@
                 <w:szCs w:val="16"/>
                 <w:lang w:val="es-PE"/>
               </w:rPr>
-              <w:t xml:space="preserve">El sistema debe procesar el pago del libro mediante </w:t>
-            </w:r>
-            <w:proofErr w:type="spellStart"/>
-            <w:r>
-              <w:rPr>
-                <w:rFonts w:ascii="Arial" w:hAnsi="Arial" w:cs="Arial"/>
-                <w:sz w:val="16"/>
-                <w:szCs w:val="16"/>
-                <w:lang w:val="es-PE"/>
-              </w:rPr>
-              <w:t>MercadoPago</w:t>
-            </w:r>
-            <w:proofErr w:type="spellEnd"/>
-            <w:r>
-              <w:rPr>
-                <w:rFonts w:ascii="Arial" w:hAnsi="Arial" w:cs="Arial"/>
-                <w:sz w:val="16"/>
-                <w:szCs w:val="16"/>
-                <w:lang w:val="es-PE"/>
-              </w:rPr>
-              <w:t xml:space="preserve"> y, una vez aprobado, habilitar la descarga del PDF con nombre amigable desde </w:t>
-            </w:r>
-            <w:proofErr w:type="spellStart"/>
-            <w:r>
-              <w:rPr>
-                <w:rFonts w:ascii="Arial" w:hAnsi="Arial" w:cs="Arial"/>
-                <w:sz w:val="16"/>
-                <w:szCs w:val="16"/>
-                <w:lang w:val="es-PE"/>
-              </w:rPr>
-              <w:t>MinIO</w:t>
-            </w:r>
-            <w:proofErr w:type="spellEnd"/>
-            <w:r>
-              <w:rPr>
-                <w:rFonts w:ascii="Arial" w:hAnsi="Arial" w:cs="Arial"/>
-                <w:sz w:val="16"/>
-                <w:szCs w:val="16"/>
-                <w:lang w:val="es-PE"/>
-              </w:rPr>
-              <w:t>.</w:t>
+              <w:t>El sistema debe mostrar la disponibilidad de slots por fecha (generados dinámicamente según horario de apertura/cierre y duración del slot), permitir seleccionar horario y número de invitados (1-10), y crear la reserva en estado PENDING.</w:t>
             </w:r>
           </w:p>
           <w:p>
@@ -3244,7 +2749,7 @@
                 <w:szCs w:val="16"/>
                 <w:lang w:val="es-PE"/>
               </w:rPr>
-              <w:t>El sistema debe listar todos los cursos activos mostrando título, descripción, precio, cupos totales, permitiendo al cliente identificar la disponibilidad.</w:t>
+              <w:t>El sistema debe expirar automáticamente las reservas PENDING que superen los 15 minutos sin pago, liberando el slot para otros clientes.</w:t>
             </w:r>
           </w:p>
           <w:p>
@@ -3280,7 +2785,7 @@
                 <w:szCs w:val="16"/>
                 <w:lang w:val="es-PE"/>
               </w:rPr>
-              <w:t>El sistema debe permitir añadir cursos al carrito verificando disponibilidad de cupos en tiempo real antes de aceptar el ítem, e incrementando la cantidad si ya existe.</w:t>
+              <w:t>El sistema debe expirar automáticamente las reservas PENDING que superen los 15 minutos sin pago, liberando el slot para otros clientes.</w:t>
             </w:r>
           </w:p>
           <w:p>
@@ -3316,7 +2821,7 @@
                 <w:szCs w:val="16"/>
                 <w:lang w:val="es-PE"/>
               </w:rPr>
-              <w:t xml:space="preserve">El sistema debe validar la disponibilidad de cupos justo antes de procesar el pago. Tras la aprobación, debe incrementar el contador </w:t>
+              <w:t xml:space="preserve">El sistema debe permitir al cliente consultar todas sus compras pagadas (Modelos, Libros) y sus reservas, con posibilidad de </w:t>
             </w:r>
             <w:proofErr w:type="spellStart"/>
             <w:r>
@@ -3326,7 +2831,7 @@
                 <w:szCs w:val="16"/>
                 <w:lang w:val="es-PE"/>
               </w:rPr>
-              <w:t>cou_int_sold</w:t>
+              <w:t>re-descargar</w:t>
             </w:r>
             <w:proofErr w:type="spellEnd"/>
             <w:r>
@@ -3336,7 +2841,7 @@
                 <w:szCs w:val="16"/>
                 <w:lang w:val="es-PE"/>
               </w:rPr>
-              <w:t xml:space="preserve"> y registrar la inscripción.</w:t>
+              <w:t xml:space="preserve"> archivos digitales.</w:t>
             </w:r>
           </w:p>
           <w:p>
@@ -3372,27 +2877,7 @@
                 <w:szCs w:val="16"/>
                 <w:lang w:val="es-PE"/>
               </w:rPr>
-              <w:t xml:space="preserve">El sistema debe permitir acumular productos de distintas categorías (Modelos 3D, Libros, Cursos) en un carrito único, con pago consolidado en una sola transacción de </w:t>
-            </w:r>
-            <w:proofErr w:type="spellStart"/>
-            <w:r>
-              <w:rPr>
-                <w:rFonts w:ascii="Arial" w:hAnsi="Arial" w:cs="Arial"/>
-                <w:sz w:val="16"/>
-                <w:szCs w:val="16"/>
-                <w:lang w:val="es-PE"/>
-              </w:rPr>
-              <w:t>MercadoPago</w:t>
-            </w:r>
-            <w:proofErr w:type="spellEnd"/>
-            <w:r>
-              <w:rPr>
-                <w:rFonts w:ascii="Arial" w:hAnsi="Arial" w:cs="Arial"/>
-                <w:sz w:val="16"/>
-                <w:szCs w:val="16"/>
-                <w:lang w:val="es-PE"/>
-              </w:rPr>
-              <w:t>.</w:t>
+              <w:t>El sistema debe presentar métricas en tiempo real al administrador: ingresos por reservas, modelos y libros vendidos, visitantes del día y totales acumulados.</w:t>
             </w:r>
           </w:p>
           <w:p>
@@ -3428,12 +2913,31 @@
                 <w:szCs w:val="16"/>
                 <w:lang w:val="es-PE"/>
               </w:rPr>
-              <w:t>El sistema debe mostrar la disponibilidad de slots por fecha (generados dinámicamente según horario de apertura/cierre y duración del slot), permitir seleccionar horario y número de invitados (1-10), y crear la reserva en estado PENDING.</w:t>
-            </w:r>
-          </w:p>
-          <w:p>
-            <w:pPr>
-              <w:ind w:left="599"/>
+              <w:t xml:space="preserve">El sistema debe permitir al administrador crear, editar, activar/desactivar y eliminar modelos 3D del catálogo, incluyendo la subida de archivos digitales, portadas e imágenes a </w:t>
+            </w:r>
+            <w:proofErr w:type="spellStart"/>
+            <w:r>
+              <w:rPr>
+                <w:rFonts w:ascii="Arial" w:hAnsi="Arial" w:cs="Arial"/>
+                <w:sz w:val="16"/>
+                <w:szCs w:val="16"/>
+                <w:lang w:val="es-PE"/>
+              </w:rPr>
+              <w:t>MinIO</w:t>
+            </w:r>
+            <w:proofErr w:type="spellEnd"/>
+            <w:r>
+              <w:rPr>
+                <w:rFonts w:ascii="Arial" w:hAnsi="Arial" w:cs="Arial"/>
+                <w:sz w:val="16"/>
+                <w:szCs w:val="16"/>
+                <w:lang w:val="es-PE"/>
+              </w:rPr>
+              <w:t xml:space="preserve"> tanto para digitalizados como para los impresos.</w:t>
+            </w:r>
+          </w:p>
+          <w:p>
+            <w:pPr>
               <w:rPr>
                 <w:rFonts w:ascii="Arial" w:hAnsi="Arial" w:cs="Arial"/>
                 <w:sz w:val="16"/>
@@ -3464,12 +2968,31 @@
                 <w:szCs w:val="16"/>
                 <w:lang w:val="es-PE"/>
               </w:rPr>
-              <w:t>El sistema debe expirar automáticamente las reservas PENDING que superen los 15 minutos sin pago, liberando el slot para otros clientes.</w:t>
-            </w:r>
-          </w:p>
-          <w:p>
-            <w:pPr>
-              <w:ind w:left="599"/>
+              <w:t xml:space="preserve">El sistema debe permitir al administrador crear, editar y activar o desactivar libros del catálogo, subiendo portadas, archivos PDF a </w:t>
+            </w:r>
+            <w:proofErr w:type="spellStart"/>
+            <w:r>
+              <w:rPr>
+                <w:rFonts w:ascii="Arial" w:hAnsi="Arial" w:cs="Arial"/>
+                <w:sz w:val="16"/>
+                <w:szCs w:val="16"/>
+                <w:lang w:val="es-PE"/>
+              </w:rPr>
+              <w:t>MinIO</w:t>
+            </w:r>
+            <w:proofErr w:type="spellEnd"/>
+            <w:r>
+              <w:rPr>
+                <w:rFonts w:ascii="Arial" w:hAnsi="Arial" w:cs="Arial"/>
+                <w:sz w:val="16"/>
+                <w:szCs w:val="16"/>
+                <w:lang w:val="es-PE"/>
+              </w:rPr>
+              <w:t xml:space="preserve"> y detalles del libro.</w:t>
+            </w:r>
+          </w:p>
+          <w:p>
+            <w:pPr>
               <w:rPr>
                 <w:rFonts w:ascii="Arial" w:hAnsi="Arial" w:cs="Arial"/>
                 <w:sz w:val="16"/>
@@ -3500,7 +3023,7 @@
                 <w:szCs w:val="16"/>
                 <w:lang w:val="es-PE"/>
               </w:rPr>
-              <w:t>El sistema debe expirar automáticamente las reservas PENDING que superen los 15 minutos sin pago, liberando el slot para otros clientes.</w:t>
+              <w:t>El sistema debe permitir al administrador visualizar todas las reservas, filtrar por fecha/estado y monitorear la ocupación del museo.</w:t>
             </w:r>
           </w:p>
           <w:p>
@@ -3536,683 +3059,6 @@
                 <w:szCs w:val="16"/>
                 <w:lang w:val="es-PE"/>
               </w:rPr>
-              <w:t xml:space="preserve">El sistema debe permitir al cliente consultar todas sus compras pagadas (Modelos, Libros, Cursos) y sus reservas, con posibilidad de </w:t>
-            </w:r>
-            <w:proofErr w:type="spellStart"/>
-            <w:r>
-              <w:rPr>
-                <w:rFonts w:ascii="Arial" w:hAnsi="Arial" w:cs="Arial"/>
-                <w:sz w:val="16"/>
-                <w:szCs w:val="16"/>
-                <w:lang w:val="es-PE"/>
-              </w:rPr>
-              <w:t>re-descargar</w:t>
-            </w:r>
-            <w:proofErr w:type="spellEnd"/>
-            <w:r>
-              <w:rPr>
-                <w:rFonts w:ascii="Arial" w:hAnsi="Arial" w:cs="Arial"/>
-                <w:sz w:val="16"/>
-                <w:szCs w:val="16"/>
-                <w:lang w:val="es-PE"/>
-              </w:rPr>
-              <w:t xml:space="preserve"> archivos digitales.</w:t>
-            </w:r>
-          </w:p>
-          <w:p>
-            <w:pPr>
-              <w:ind w:left="599"/>
-              <w:rPr>
-                <w:rFonts w:ascii="Arial" w:hAnsi="Arial" w:cs="Arial"/>
-                <w:sz w:val="16"/>
-                <w:szCs w:val="16"/>
-                <w:lang w:val="es-PE"/>
-              </w:rPr>
-            </w:pPr>
-          </w:p>
-          <w:p>
-            <w:pPr>
-              <w:pStyle w:val="Prrafodelista"/>
-              <w:numPr>
-                <w:ilvl w:val="0"/>
-                <w:numId w:val="4"/>
-              </w:numPr>
-              <w:ind w:left="599"/>
-              <w:rPr>
-                <w:rFonts w:ascii="Arial" w:hAnsi="Arial" w:cs="Arial"/>
-                <w:sz w:val="16"/>
-                <w:szCs w:val="16"/>
-                <w:lang w:val="es-PE"/>
-              </w:rPr>
-            </w:pPr>
-            <w:r>
-              <w:rPr>
-                <w:rFonts w:ascii="Arial" w:hAnsi="Arial" w:cs="Arial"/>
-                <w:sz w:val="16"/>
-                <w:szCs w:val="16"/>
-                <w:lang w:val="es-PE"/>
-              </w:rPr>
-              <w:t>El sistema debe presentar métricas en tiempo real al administrador: ingresos por reservas, modelos y libros vendidos, cursos inscritos, visitantes del día y totales acumulados.</w:t>
-            </w:r>
-          </w:p>
-          <w:p>
-            <w:pPr>
-              <w:ind w:left="599"/>
-              <w:rPr>
-                <w:rFonts w:ascii="Arial" w:hAnsi="Arial" w:cs="Arial"/>
-                <w:sz w:val="16"/>
-                <w:szCs w:val="16"/>
-                <w:lang w:val="es-PE"/>
-              </w:rPr>
-            </w:pPr>
-          </w:p>
-          <w:p>
-            <w:pPr>
-              <w:pStyle w:val="Prrafodelista"/>
-              <w:numPr>
-                <w:ilvl w:val="0"/>
-                <w:numId w:val="4"/>
-              </w:numPr>
-              <w:ind w:left="599"/>
-              <w:rPr>
-                <w:rFonts w:ascii="Arial" w:hAnsi="Arial" w:cs="Arial"/>
-                <w:sz w:val="16"/>
-                <w:szCs w:val="16"/>
-                <w:lang w:val="es-PE"/>
-              </w:rPr>
-            </w:pPr>
-            <w:r>
-              <w:rPr>
-                <w:rFonts w:ascii="Arial" w:hAnsi="Arial" w:cs="Arial"/>
-                <w:sz w:val="16"/>
-                <w:szCs w:val="16"/>
-                <w:lang w:val="es-PE"/>
-              </w:rPr>
-              <w:t xml:space="preserve">El sistema debe permitir al administrador crear, editar, activar/desactivar y eliminar modelos 3D del catálogo, incluyendo la subida de archivos digitales, portadas e imágenes a </w:t>
-            </w:r>
-            <w:proofErr w:type="spellStart"/>
-            <w:r>
-              <w:rPr>
-                <w:rFonts w:ascii="Arial" w:hAnsi="Arial" w:cs="Arial"/>
-                <w:sz w:val="16"/>
-                <w:szCs w:val="16"/>
-                <w:lang w:val="es-PE"/>
-              </w:rPr>
-              <w:t>MinIO</w:t>
-            </w:r>
-            <w:proofErr w:type="spellEnd"/>
-            <w:r>
-              <w:rPr>
-                <w:rFonts w:ascii="Arial" w:hAnsi="Arial" w:cs="Arial"/>
-                <w:sz w:val="16"/>
-                <w:szCs w:val="16"/>
-                <w:lang w:val="es-PE"/>
-              </w:rPr>
-              <w:t xml:space="preserve"> tanto para digitalizados como para los impresos.</w:t>
-            </w:r>
-          </w:p>
-          <w:p>
-            <w:pPr>
-              <w:ind w:left="599"/>
-              <w:rPr>
-                <w:rFonts w:ascii="Arial" w:hAnsi="Arial" w:cs="Arial"/>
-                <w:sz w:val="16"/>
-                <w:szCs w:val="16"/>
-                <w:lang w:val="es-PE"/>
-              </w:rPr>
-            </w:pPr>
-          </w:p>
-          <w:p>
-            <w:pPr>
-              <w:pStyle w:val="Prrafodelista"/>
-              <w:numPr>
-                <w:ilvl w:val="0"/>
-                <w:numId w:val="4"/>
-              </w:numPr>
-              <w:ind w:left="599"/>
-              <w:rPr>
-                <w:rFonts w:ascii="Arial" w:hAnsi="Arial" w:cs="Arial"/>
-                <w:sz w:val="16"/>
-                <w:szCs w:val="16"/>
-                <w:lang w:val="es-PE"/>
-              </w:rPr>
-            </w:pPr>
-            <w:r>
-              <w:rPr>
-                <w:rFonts w:ascii="Arial" w:hAnsi="Arial" w:cs="Arial"/>
-                <w:sz w:val="16"/>
-                <w:szCs w:val="16"/>
-                <w:lang w:val="es-PE"/>
-              </w:rPr>
-              <w:t>El sistema debe permitir al administrador visualizar todas las cotizaciones 3D con datos del cliente, cambiar estado (Pendiente/Cotizado/Comprado/Rechazado) y enviar respuestas escritas.</w:t>
-            </w:r>
-          </w:p>
-          <w:p>
-            <w:pPr>
-              <w:pStyle w:val="Prrafodelista"/>
-              <w:rPr>
-                <w:rFonts w:ascii="Arial" w:hAnsi="Arial" w:cs="Arial"/>
-                <w:sz w:val="16"/>
-                <w:szCs w:val="16"/>
-                <w:lang w:val="es-PE"/>
-              </w:rPr>
-            </w:pPr>
-          </w:p>
-          <w:p>
-            <w:pPr>
-              <w:rPr>
-                <w:rFonts w:ascii="Arial" w:hAnsi="Arial" w:cs="Arial"/>
-                <w:sz w:val="16"/>
-                <w:szCs w:val="16"/>
-                <w:lang w:val="es-PE"/>
-              </w:rPr>
-            </w:pPr>
-          </w:p>
-          <w:p>
-            <w:pPr>
-              <w:rPr>
-                <w:rFonts w:ascii="Arial" w:hAnsi="Arial" w:cs="Arial"/>
-                <w:sz w:val="16"/>
-                <w:szCs w:val="16"/>
-                <w:lang w:val="es-PE"/>
-              </w:rPr>
-            </w:pPr>
-          </w:p>
-          <w:p>
-            <w:pPr>
-              <w:rPr>
-                <w:rFonts w:ascii="Arial" w:hAnsi="Arial" w:cs="Arial"/>
-                <w:sz w:val="16"/>
-                <w:szCs w:val="16"/>
-                <w:lang w:val="es-PE"/>
-              </w:rPr>
-            </w:pPr>
-          </w:p>
-          <w:p>
-            <w:pPr>
-              <w:ind w:left="599"/>
-              <w:rPr>
-                <w:rFonts w:ascii="Arial" w:hAnsi="Arial" w:cs="Arial"/>
-                <w:sz w:val="16"/>
-                <w:szCs w:val="16"/>
-                <w:lang w:val="es-PE"/>
-              </w:rPr>
-            </w:pPr>
-          </w:p>
-          <w:p>
-            <w:pPr>
-              <w:pStyle w:val="Prrafodelista"/>
-              <w:numPr>
-                <w:ilvl w:val="0"/>
-                <w:numId w:val="4"/>
-              </w:numPr>
-              <w:ind w:left="599"/>
-              <w:rPr>
-                <w:rFonts w:ascii="Arial" w:hAnsi="Arial" w:cs="Arial"/>
-                <w:sz w:val="16"/>
-                <w:szCs w:val="16"/>
-                <w:lang w:val="es-PE"/>
-              </w:rPr>
-            </w:pPr>
-            <w:r>
-              <w:rPr>
-                <w:rFonts w:ascii="Arial" w:hAnsi="Arial" w:cs="Arial"/>
-                <w:sz w:val="16"/>
-                <w:szCs w:val="16"/>
-                <w:lang w:val="es-PE"/>
-              </w:rPr>
-              <w:t xml:space="preserve">El sistema debe permitir al administrador crear, editar, activar o desactivar y eliminar especímenes para la App AR externa: subir Targets (imágenes de marcador), </w:t>
-            </w:r>
-            <w:proofErr w:type="spellStart"/>
-            <w:r>
-              <w:rPr>
-                <w:rFonts w:ascii="Arial" w:hAnsi="Arial" w:cs="Arial"/>
-                <w:sz w:val="16"/>
-                <w:szCs w:val="16"/>
-                <w:lang w:val="es-PE"/>
-              </w:rPr>
-              <w:t>AssetBundles</w:t>
-            </w:r>
-            <w:proofErr w:type="spellEnd"/>
-            <w:r>
-              <w:rPr>
-                <w:rFonts w:ascii="Arial" w:hAnsi="Arial" w:cs="Arial"/>
-                <w:sz w:val="16"/>
-                <w:szCs w:val="16"/>
-                <w:lang w:val="es-PE"/>
-              </w:rPr>
-              <w:t xml:space="preserve"> 3D, </w:t>
-            </w:r>
-            <w:proofErr w:type="spellStart"/>
-            <w:r>
-              <w:rPr>
-                <w:rFonts w:ascii="Arial" w:hAnsi="Arial" w:cs="Arial"/>
-                <w:sz w:val="16"/>
-                <w:szCs w:val="16"/>
-                <w:lang w:val="es-PE"/>
-              </w:rPr>
-              <w:t>metadata</w:t>
-            </w:r>
-            <w:proofErr w:type="spellEnd"/>
-            <w:r>
-              <w:rPr>
-                <w:rFonts w:ascii="Arial" w:hAnsi="Arial" w:cs="Arial"/>
-                <w:sz w:val="16"/>
-                <w:szCs w:val="16"/>
-                <w:lang w:val="es-PE"/>
-              </w:rPr>
-              <w:t xml:space="preserve"> taxonómica y traducciones multilenguaje (ES, EN, PT, FR, IT, DE).</w:t>
-            </w:r>
-          </w:p>
-          <w:p>
-            <w:pPr>
-              <w:ind w:left="599"/>
-              <w:rPr>
-                <w:rFonts w:ascii="Arial" w:hAnsi="Arial" w:cs="Arial"/>
-                <w:sz w:val="16"/>
-                <w:szCs w:val="16"/>
-                <w:lang w:val="es-PE"/>
-              </w:rPr>
-            </w:pPr>
-          </w:p>
-          <w:p>
-            <w:pPr>
-              <w:pStyle w:val="Prrafodelista"/>
-              <w:numPr>
-                <w:ilvl w:val="0"/>
-                <w:numId w:val="4"/>
-              </w:numPr>
-              <w:ind w:left="599"/>
-              <w:rPr>
-                <w:rFonts w:ascii="Arial" w:hAnsi="Arial" w:cs="Arial"/>
-                <w:sz w:val="16"/>
-                <w:szCs w:val="16"/>
-                <w:lang w:val="es-PE"/>
-              </w:rPr>
-            </w:pPr>
-            <w:r>
-              <w:rPr>
-                <w:rFonts w:ascii="Arial" w:hAnsi="Arial" w:cs="Arial"/>
-                <w:sz w:val="16"/>
-                <w:szCs w:val="16"/>
-                <w:lang w:val="es-PE"/>
-              </w:rPr>
-              <w:t>El sistema debe presentar métricas AR al administrador: total de leads registrados desde la App, últimos usuarios AR y conteo de modelos activos/totales, así como para análisis en Unity.</w:t>
-            </w:r>
-          </w:p>
-          <w:p>
-            <w:pPr>
-              <w:ind w:left="599"/>
-              <w:rPr>
-                <w:rFonts w:ascii="Arial" w:hAnsi="Arial" w:cs="Arial"/>
-                <w:sz w:val="16"/>
-                <w:szCs w:val="16"/>
-                <w:lang w:val="es-PE"/>
-              </w:rPr>
-            </w:pPr>
-          </w:p>
-          <w:p>
-            <w:pPr>
-              <w:pStyle w:val="Prrafodelista"/>
-              <w:numPr>
-                <w:ilvl w:val="0"/>
-                <w:numId w:val="4"/>
-              </w:numPr>
-              <w:ind w:left="599"/>
-              <w:rPr>
-                <w:rFonts w:ascii="Arial" w:hAnsi="Arial" w:cs="Arial"/>
-                <w:sz w:val="16"/>
-                <w:szCs w:val="16"/>
-                <w:lang w:val="es-PE"/>
-              </w:rPr>
-            </w:pPr>
-            <w:r>
-              <w:rPr>
-                <w:rFonts w:ascii="Arial" w:hAnsi="Arial" w:cs="Arial"/>
-                <w:sz w:val="16"/>
-                <w:szCs w:val="16"/>
-                <w:lang w:val="es-PE"/>
-              </w:rPr>
-              <w:t xml:space="preserve">El sistema debe exponer un </w:t>
-            </w:r>
-            <w:proofErr w:type="spellStart"/>
-            <w:r>
-              <w:rPr>
-                <w:rFonts w:ascii="Arial" w:hAnsi="Arial" w:cs="Arial"/>
-                <w:sz w:val="16"/>
-                <w:szCs w:val="16"/>
-                <w:lang w:val="es-PE"/>
-              </w:rPr>
-              <w:t>endpoint</w:t>
-            </w:r>
-            <w:proofErr w:type="spellEnd"/>
-            <w:r>
-              <w:rPr>
-                <w:rFonts w:ascii="Arial" w:hAnsi="Arial" w:cs="Arial"/>
-                <w:sz w:val="16"/>
-                <w:szCs w:val="16"/>
-                <w:lang w:val="es-PE"/>
-              </w:rPr>
-              <w:t xml:space="preserve"> público (/</w:t>
-            </w:r>
-            <w:proofErr w:type="spellStart"/>
-            <w:r>
-              <w:rPr>
-                <w:rFonts w:ascii="Arial" w:hAnsi="Arial" w:cs="Arial"/>
-                <w:sz w:val="16"/>
-                <w:szCs w:val="16"/>
-                <w:lang w:val="es-PE"/>
-              </w:rPr>
-              <w:t>public</w:t>
-            </w:r>
-            <w:proofErr w:type="spellEnd"/>
-            <w:r>
-              <w:rPr>
-                <w:rFonts w:ascii="Arial" w:hAnsi="Arial" w:cs="Arial"/>
-                <w:sz w:val="16"/>
-                <w:szCs w:val="16"/>
-                <w:lang w:val="es-PE"/>
-              </w:rPr>
-              <w:t xml:space="preserve">/targets) que retorne la lista de especímenes activos con </w:t>
-            </w:r>
-            <w:proofErr w:type="spellStart"/>
-            <w:r>
-              <w:rPr>
-                <w:rFonts w:ascii="Arial" w:hAnsi="Arial" w:cs="Arial"/>
-                <w:sz w:val="16"/>
-                <w:szCs w:val="16"/>
-                <w:lang w:val="es-PE"/>
-              </w:rPr>
-              <w:t>URLs</w:t>
-            </w:r>
-            <w:proofErr w:type="spellEnd"/>
-            <w:r>
-              <w:rPr>
-                <w:rFonts w:ascii="Arial" w:hAnsi="Arial" w:cs="Arial"/>
-                <w:sz w:val="16"/>
-                <w:szCs w:val="16"/>
-                <w:lang w:val="es-PE"/>
-              </w:rPr>
-              <w:t xml:space="preserve"> de marcadores y </w:t>
-            </w:r>
-            <w:proofErr w:type="spellStart"/>
-            <w:r>
-              <w:rPr>
-                <w:rFonts w:ascii="Arial" w:hAnsi="Arial" w:cs="Arial"/>
-                <w:sz w:val="16"/>
-                <w:szCs w:val="16"/>
-                <w:lang w:val="es-PE"/>
-              </w:rPr>
-              <w:t>AssetBundles</w:t>
-            </w:r>
-            <w:proofErr w:type="spellEnd"/>
-            <w:r>
-              <w:rPr>
-                <w:rFonts w:ascii="Arial" w:hAnsi="Arial" w:cs="Arial"/>
-                <w:sz w:val="16"/>
-                <w:szCs w:val="16"/>
-                <w:lang w:val="es-PE"/>
-              </w:rPr>
-              <w:t xml:space="preserve"> para consumo de la App Móvil AR.</w:t>
-            </w:r>
-          </w:p>
-          <w:p>
-            <w:pPr>
-              <w:ind w:left="599"/>
-              <w:rPr>
-                <w:rFonts w:ascii="Arial" w:hAnsi="Arial" w:cs="Arial"/>
-                <w:sz w:val="16"/>
-                <w:szCs w:val="16"/>
-                <w:lang w:val="es-PE"/>
-              </w:rPr>
-            </w:pPr>
-          </w:p>
-          <w:p>
-            <w:pPr>
-              <w:pStyle w:val="Prrafodelista"/>
-              <w:numPr>
-                <w:ilvl w:val="0"/>
-                <w:numId w:val="4"/>
-              </w:numPr>
-              <w:ind w:left="599"/>
-              <w:rPr>
-                <w:rFonts w:ascii="Arial" w:hAnsi="Arial" w:cs="Arial"/>
-                <w:sz w:val="16"/>
-                <w:szCs w:val="16"/>
-                <w:lang w:val="es-PE"/>
-              </w:rPr>
-            </w:pPr>
-            <w:r>
-              <w:rPr>
-                <w:rFonts w:ascii="Arial" w:hAnsi="Arial" w:cs="Arial"/>
-                <w:sz w:val="16"/>
-                <w:szCs w:val="16"/>
-                <w:lang w:val="es-PE"/>
-              </w:rPr>
-              <w:t xml:space="preserve">El sistema debe exponer un </w:t>
-            </w:r>
-            <w:proofErr w:type="spellStart"/>
-            <w:r>
-              <w:rPr>
-                <w:rFonts w:ascii="Arial" w:hAnsi="Arial" w:cs="Arial"/>
-                <w:sz w:val="16"/>
-                <w:szCs w:val="16"/>
-                <w:lang w:val="es-PE"/>
-              </w:rPr>
-              <w:t>endpoint</w:t>
-            </w:r>
-            <w:proofErr w:type="spellEnd"/>
-            <w:r>
-              <w:rPr>
-                <w:rFonts w:ascii="Arial" w:hAnsi="Arial" w:cs="Arial"/>
-                <w:sz w:val="16"/>
-                <w:szCs w:val="16"/>
-                <w:lang w:val="es-PE"/>
-              </w:rPr>
-              <w:t xml:space="preserve"> /ar-</w:t>
-            </w:r>
-            <w:proofErr w:type="spellStart"/>
-            <w:r>
-              <w:rPr>
-                <w:rFonts w:ascii="Arial" w:hAnsi="Arial" w:cs="Arial"/>
-                <w:sz w:val="16"/>
-                <w:szCs w:val="16"/>
-                <w:lang w:val="es-PE"/>
-              </w:rPr>
-              <w:t>login</w:t>
-            </w:r>
-            <w:proofErr w:type="spellEnd"/>
-            <w:r>
-              <w:rPr>
-                <w:rFonts w:ascii="Arial" w:hAnsi="Arial" w:cs="Arial"/>
-                <w:sz w:val="16"/>
-                <w:szCs w:val="16"/>
-                <w:lang w:val="es-PE"/>
-              </w:rPr>
-              <w:t xml:space="preserve"> que registre o identifique usuarios desde la App Móvil sin contraseña, marcándolos como </w:t>
-            </w:r>
-            <w:proofErr w:type="spellStart"/>
-            <w:r>
-              <w:rPr>
-                <w:rFonts w:ascii="Arial" w:hAnsi="Arial" w:cs="Arial"/>
-                <w:sz w:val="16"/>
-                <w:szCs w:val="16"/>
-                <w:lang w:val="es-PE"/>
-              </w:rPr>
-              <w:t>is_ar_user</w:t>
-            </w:r>
-            <w:proofErr w:type="spellEnd"/>
-            <w:r>
-              <w:rPr>
-                <w:rFonts w:ascii="Arial" w:hAnsi="Arial" w:cs="Arial"/>
-                <w:sz w:val="16"/>
-                <w:szCs w:val="16"/>
-                <w:lang w:val="es-PE"/>
-              </w:rPr>
-              <w:t xml:space="preserve"> y generando un token JWT.</w:t>
-            </w:r>
-          </w:p>
-          <w:p>
-            <w:pPr>
-              <w:ind w:left="599"/>
-              <w:rPr>
-                <w:rFonts w:ascii="Arial" w:hAnsi="Arial" w:cs="Arial"/>
-                <w:sz w:val="16"/>
-                <w:szCs w:val="16"/>
-                <w:lang w:val="es-PE"/>
-              </w:rPr>
-            </w:pPr>
-          </w:p>
-          <w:p>
-            <w:pPr>
-              <w:pStyle w:val="Prrafodelista"/>
-              <w:numPr>
-                <w:ilvl w:val="0"/>
-                <w:numId w:val="4"/>
-              </w:numPr>
-              <w:ind w:left="599"/>
-              <w:rPr>
-                <w:rFonts w:ascii="Arial" w:hAnsi="Arial" w:cs="Arial"/>
-                <w:sz w:val="16"/>
-                <w:szCs w:val="16"/>
-                <w:lang w:val="es-PE"/>
-              </w:rPr>
-            </w:pPr>
-            <w:r>
-              <w:rPr>
-                <w:rFonts w:ascii="Arial" w:hAnsi="Arial" w:cs="Arial"/>
-                <w:sz w:val="16"/>
-                <w:szCs w:val="16"/>
-                <w:lang w:val="es-PE"/>
-              </w:rPr>
-              <w:t xml:space="preserve">El sistema debe permitir al administrador crear, editar y activar o desactivar libros del catálogo, subiendo portadas, archivos PDF a </w:t>
-            </w:r>
-            <w:proofErr w:type="spellStart"/>
-            <w:r>
-              <w:rPr>
-                <w:rFonts w:ascii="Arial" w:hAnsi="Arial" w:cs="Arial"/>
-                <w:sz w:val="16"/>
-                <w:szCs w:val="16"/>
-                <w:lang w:val="es-PE"/>
-              </w:rPr>
-              <w:t>MinIO</w:t>
-            </w:r>
-            <w:proofErr w:type="spellEnd"/>
-            <w:r>
-              <w:rPr>
-                <w:rFonts w:ascii="Arial" w:hAnsi="Arial" w:cs="Arial"/>
-                <w:sz w:val="16"/>
-                <w:szCs w:val="16"/>
-                <w:lang w:val="es-PE"/>
-              </w:rPr>
-              <w:t xml:space="preserve"> y detalles del libro.</w:t>
-            </w:r>
-          </w:p>
-          <w:p>
-            <w:pPr>
-              <w:ind w:left="599"/>
-              <w:rPr>
-                <w:rFonts w:ascii="Arial" w:hAnsi="Arial" w:cs="Arial"/>
-                <w:sz w:val="16"/>
-                <w:szCs w:val="16"/>
-                <w:lang w:val="es-PE"/>
-              </w:rPr>
-            </w:pPr>
-          </w:p>
-          <w:p>
-            <w:pPr>
-              <w:pStyle w:val="Prrafodelista"/>
-              <w:numPr>
-                <w:ilvl w:val="0"/>
-                <w:numId w:val="4"/>
-              </w:numPr>
-              <w:ind w:left="599"/>
-              <w:rPr>
-                <w:rFonts w:ascii="Arial" w:hAnsi="Arial" w:cs="Arial"/>
-                <w:sz w:val="16"/>
-                <w:szCs w:val="16"/>
-                <w:lang w:val="es-PE"/>
-              </w:rPr>
-            </w:pPr>
-            <w:r>
-              <w:rPr>
-                <w:rFonts w:ascii="Arial" w:hAnsi="Arial" w:cs="Arial"/>
-                <w:sz w:val="16"/>
-                <w:szCs w:val="16"/>
-                <w:lang w:val="es-PE"/>
-              </w:rPr>
-              <w:t>El sistema debe permitir al administrador crear, editar, activar o desactivar cursos, configurando título, duración, cupos, precio y estado.</w:t>
-            </w:r>
-          </w:p>
-          <w:p>
-            <w:pPr>
-              <w:ind w:left="599"/>
-              <w:rPr>
-                <w:rFonts w:ascii="Arial" w:hAnsi="Arial" w:cs="Arial"/>
-                <w:sz w:val="16"/>
-                <w:szCs w:val="16"/>
-                <w:lang w:val="es-PE"/>
-              </w:rPr>
-            </w:pPr>
-          </w:p>
-          <w:p>
-            <w:pPr>
-              <w:pStyle w:val="Prrafodelista"/>
-              <w:numPr>
-                <w:ilvl w:val="0"/>
-                <w:numId w:val="4"/>
-              </w:numPr>
-              <w:ind w:left="599"/>
-              <w:rPr>
-                <w:rFonts w:ascii="Arial" w:hAnsi="Arial" w:cs="Arial"/>
-                <w:sz w:val="16"/>
-                <w:szCs w:val="16"/>
-                <w:lang w:val="es-PE"/>
-              </w:rPr>
-            </w:pPr>
-            <w:r>
-              <w:rPr>
-                <w:rFonts w:ascii="Arial" w:hAnsi="Arial" w:cs="Arial"/>
-                <w:sz w:val="16"/>
-                <w:szCs w:val="16"/>
-                <w:lang w:val="es-PE"/>
-              </w:rPr>
-              <w:t>El sistema debe permitir al administrador visualizar todas las reservas, filtrar por fecha/estado y monitorear la ocupación del museo.</w:t>
-            </w:r>
-          </w:p>
-          <w:p>
-            <w:pPr>
-              <w:ind w:left="599"/>
-              <w:rPr>
-                <w:rFonts w:ascii="Arial" w:hAnsi="Arial" w:cs="Arial"/>
-                <w:sz w:val="16"/>
-                <w:szCs w:val="16"/>
-                <w:lang w:val="es-PE"/>
-              </w:rPr>
-            </w:pPr>
-          </w:p>
-          <w:p>
-            <w:pPr>
-              <w:pStyle w:val="Prrafodelista"/>
-              <w:numPr>
-                <w:ilvl w:val="0"/>
-                <w:numId w:val="4"/>
-              </w:numPr>
-              <w:ind w:left="599"/>
-              <w:rPr>
-                <w:rFonts w:ascii="Arial" w:hAnsi="Arial" w:cs="Arial"/>
-                <w:sz w:val="16"/>
-                <w:szCs w:val="16"/>
-                <w:lang w:val="es-PE"/>
-              </w:rPr>
-            </w:pPr>
-            <w:r>
-              <w:rPr>
-                <w:rFonts w:ascii="Arial" w:hAnsi="Arial" w:cs="Arial"/>
-                <w:sz w:val="16"/>
-                <w:szCs w:val="16"/>
-                <w:lang w:val="es-PE"/>
-              </w:rPr>
               <w:t xml:space="preserve">El sistema debe permitir al administrador escanear códigos QR en la entrada del museo, validando fecha, estado PAID y marcando el </w:t>
             </w:r>
             <w:proofErr w:type="gramStart"/>
@@ -4559,7 +3405,25 @@
                 <w:szCs w:val="16"/>
                 <w:lang w:val="es-PE"/>
               </w:rPr>
-              <w:t xml:space="preserve">El sistema debe permitir la incorporación de nuevos productos, cursos y funcionalidades sin afectar su desempeño. </w:t>
+              <w:t>El sistema debe permitir la incorporación de nuevos productos</w:t>
+            </w:r>
+            <w:r>
+              <w:rPr>
+                <w:rFonts w:ascii="Arial" w:hAnsi="Arial" w:cs="Arial"/>
+                <w:sz w:val="16"/>
+                <w:szCs w:val="16"/>
+                <w:lang w:val="es-PE"/>
+              </w:rPr>
+              <w:t xml:space="preserve"> </w:t>
+            </w:r>
+            <w:r>
+              <w:rPr>
+                <w:rFonts w:ascii="Arial" w:hAnsi="Arial" w:cs="Arial"/>
+                <w:sz w:val="16"/>
+                <w:szCs w:val="16"/>
+                <w:lang w:val="es-PE"/>
+              </w:rPr>
+              <w:t xml:space="preserve">y funcionalidades sin afectar su desempeño. </w:t>
             </w:r>
           </w:p>
           <w:p>
@@ -4743,7 +3607,7 @@
                 <w:szCs w:val="16"/>
                 <w:lang w:val="es-PE"/>
               </w:rPr>
-              <w:t>El sistema debe asegurar la correcta ejecución de las transacciones de compra e inscripción.</w:t>
+              <w:t>El sistema debe asegurar la correcta ejecución de las transacciones de compra.</w:t>
             </w:r>
           </w:p>
           <w:p>
@@ -8159,7 +7023,7 @@
                 <w:szCs w:val="16"/>
                 <w:lang w:val="es-PE"/>
               </w:rPr>
-              <w:t xml:space="preserve">Definición clara del catálogo de servicios (Modelos 3D, Libros, Cursos y </w:t>
+              <w:t xml:space="preserve">Definición clara del catálogo de servicios (Modelos 3D, Libros y </w:t>
             </w:r>
             <w:proofErr w:type="gramStart"/>
             <w:r>
@@ -8381,7 +7245,7 @@
                 <w:szCs w:val="16"/>
                 <w:lang w:val="es-PE"/>
               </w:rPr>
-              <w:t xml:space="preserve">Tiempo de entrega de servicios digitales (descargas, QR, inscripciones). </w:t>
+              <w:t xml:space="preserve">Tiempo de entrega de servicios digitales (descargas, QR). </w:t>
             </w:r>
           </w:p>
           <w:p>
@@ -8859,7 +7723,7 @@
                 <w:szCs w:val="16"/>
                 <w:lang w:val="es-PE"/>
               </w:rPr>
-              <w:t xml:space="preserve">, archivos AR). </w:t>
+              <w:t xml:space="preserve">). </w:t>
             </w:r>
           </w:p>
           <w:p>
@@ -12122,7 +10986,51 @@
                 <w:szCs w:val="20"/>
                 <w:bdr w:val="none" w:sz="0" w:space="0" w:color="auto" w:frame="1"/>
               </w:rPr>
-              <w:t xml:space="preserve"> (Modelos 3D, Libros y Cursos) e integración de la pasarela de pagos</w:t>
+              <w:t xml:space="preserve"> (Modelos 3D</w:t>
+            </w:r>
+            <w:r>
+              <w:rPr>
+                <w:rStyle w:val="citation-161"/>
+                <w:rFonts w:ascii="Arial" w:hAnsi="Arial" w:cs="Arial"/>
+                <w:color w:val="1F1F1F"/>
+                <w:sz w:val="20"/>
+                <w:szCs w:val="20"/>
+                <w:bdr w:val="none" w:sz="0" w:space="0" w:color="auto" w:frame="1"/>
+              </w:rPr>
+              <w:t xml:space="preserve"> y</w:t>
+            </w:r>
+            <w:r>
+              <w:rPr>
+                <w:rStyle w:val="citation-161"/>
+                <w:rFonts w:ascii="Arial" w:hAnsi="Arial" w:cs="Arial"/>
+                <w:color w:val="1F1F1F"/>
+                <w:sz w:val="20"/>
+                <w:szCs w:val="20"/>
+                <w:bdr w:val="none" w:sz="0" w:space="0" w:color="auto" w:frame="1"/>
+              </w:rPr>
+              <w:t xml:space="preserve"> Libr</w:t>
+            </w:r>
+            <w:r>
+              <w:rPr>
+                <w:rStyle w:val="citation-161"/>
+                <w:rFonts w:ascii="Arial" w:hAnsi="Arial" w:cs="Arial"/>
+                <w:color w:val="1F1F1F"/>
+                <w:sz w:val="20"/>
+                <w:szCs w:val="20"/>
+                <w:bdr w:val="none" w:sz="0" w:space="0" w:color="auto" w:frame="1"/>
+              </w:rPr>
+              <w:t>os</w:t>
+            </w:r>
+            <w:r>
+              <w:rPr>
+                <w:rStyle w:val="citation-161"/>
+                <w:rFonts w:ascii="Arial" w:hAnsi="Arial" w:cs="Arial"/>
+                <w:color w:val="1F1F1F"/>
+                <w:sz w:val="20"/>
+                <w:szCs w:val="20"/>
+                <w:bdr w:val="none" w:sz="0" w:space="0" w:color="auto" w:frame="1"/>
+              </w:rPr>
+              <w:t>) e integración de la pasarela de pagos</w:t>
             </w:r>
             <w:r>
               <w:rPr>
@@ -12330,7 +11238,6 @@
         <w:tc>
           <w:tcPr>
             <w:tcW w:w="1980" w:type="dxa"/>
-            <w:vMerge/>
             <w:vAlign w:val="center"/>
           </w:tcPr>
           <w:p>
@@ -12341,6 +11248,18 @@
                 <w:lang w:val="es-PE"/>
               </w:rPr>
             </w:pPr>
+            <w:r>
+              <w:rPr>
+                <w:rFonts w:ascii="Arial" w:hAnsi="Arial" w:cs="Arial"/>
+                <w:b/>
+                <w:bCs/>
+                <w:color w:val="1F1F1F"/>
+                <w:sz w:val="20"/>
+                <w:szCs w:val="20"/>
+                <w:bdr w:val="none" w:sz="0" w:space="0" w:color="auto" w:frame="1"/>
+              </w:rPr>
+              <w:t>IV. Monitoreo y Control</w:t>
+            </w:r>
           </w:p>
         </w:tc>
         <w:tc>
@@ -12365,184 +11284,27 @@
                 <w:szCs w:val="20"/>
                 <w:bdr w:val="none" w:sz="0" w:space="0" w:color="auto" w:frame="1"/>
               </w:rPr>
-              <w:t>11 - 12</w:t>
-            </w:r>
-          </w:p>
-        </w:tc>
-        <w:tc>
-          <w:tcPr>
-            <w:tcW w:w="3261" w:type="dxa"/>
-            <w:vAlign w:val="center"/>
-          </w:tcPr>
-          <w:p>
-            <w:pPr>
-              <w:rPr>
-                <w:sz w:val="20"/>
-                <w:szCs w:val="20"/>
-                <w:lang w:val="es-PE"/>
-              </w:rPr>
-            </w:pPr>
-            <w:r>
-              <w:rPr>
-                <w:rStyle w:val="citation-159"/>
-                <w:rFonts w:ascii="Arial" w:hAnsi="Arial" w:cs="Arial"/>
-                <w:b/>
-                <w:bCs/>
+              <w:t>1</w:t>
+            </w:r>
+            <w:r>
+              <w:rPr>
+                <w:rFonts w:ascii="Arial" w:hAnsi="Arial" w:cs="Arial"/>
                 <w:color w:val="1F1F1F"/>
                 <w:sz w:val="20"/>
                 <w:szCs w:val="20"/>
                 <w:bdr w:val="none" w:sz="0" w:space="0" w:color="auto" w:frame="1"/>
               </w:rPr>
-              <w:t>Sprint 4:</w:t>
-            </w:r>
-            <w:r>
-              <w:rPr>
-                <w:rStyle w:val="citation-159"/>
+              <w:t>1</w:t>
+            </w:r>
+            <w:r>
+              <w:rPr>
                 <w:rFonts w:ascii="Arial" w:hAnsi="Arial" w:cs="Arial"/>
                 <w:color w:val="1F1F1F"/>
                 <w:sz w:val="20"/>
                 <w:szCs w:val="20"/>
                 <w:bdr w:val="none" w:sz="0" w:space="0" w:color="auto" w:frame="1"/>
               </w:rPr>
-              <w:t xml:space="preserve"> Desarrollo del Panel Administrativo y el gestor de contenidos para la App AR (subida de </w:t>
-            </w:r>
-            <w:proofErr w:type="spellStart"/>
-            <w:r>
-              <w:rPr>
-                <w:rStyle w:val="citation-159"/>
-                <w:rFonts w:ascii="Arial" w:hAnsi="Arial" w:cs="Arial"/>
-                <w:color w:val="1F1F1F"/>
-                <w:sz w:val="20"/>
-                <w:szCs w:val="20"/>
-                <w:bdr w:val="none" w:sz="0" w:space="0" w:color="auto" w:frame="1"/>
-              </w:rPr>
-              <w:t>AssetBundles</w:t>
-            </w:r>
-            <w:proofErr w:type="spellEnd"/>
-            <w:r>
-              <w:rPr>
-                <w:rStyle w:val="citation-159"/>
-                <w:rFonts w:ascii="Arial" w:hAnsi="Arial" w:cs="Arial"/>
-                <w:color w:val="1F1F1F"/>
-                <w:sz w:val="20"/>
-                <w:szCs w:val="20"/>
-                <w:bdr w:val="none" w:sz="0" w:space="0" w:color="auto" w:frame="1"/>
-              </w:rPr>
-              <w:t xml:space="preserve"> a </w:t>
-            </w:r>
-            <w:proofErr w:type="spellStart"/>
-            <w:r>
-              <w:rPr>
-                <w:rStyle w:val="citation-159"/>
-                <w:rFonts w:ascii="Arial" w:hAnsi="Arial" w:cs="Arial"/>
-                <w:color w:val="1F1F1F"/>
-                <w:sz w:val="20"/>
-                <w:szCs w:val="20"/>
-                <w:bdr w:val="none" w:sz="0" w:space="0" w:color="auto" w:frame="1"/>
-              </w:rPr>
-              <w:t>MinIO</w:t>
-            </w:r>
-            <w:proofErr w:type="spellEnd"/>
-            <w:r>
-              <w:rPr>
-                <w:rStyle w:val="citation-159"/>
-                <w:rFonts w:ascii="Arial" w:hAnsi="Arial" w:cs="Arial"/>
-                <w:color w:val="1F1F1F"/>
-                <w:sz w:val="20"/>
-                <w:szCs w:val="20"/>
-                <w:bdr w:val="none" w:sz="0" w:space="0" w:color="auto" w:frame="1"/>
-              </w:rPr>
-              <w:t>)</w:t>
-            </w:r>
-            <w:r>
-              <w:rPr>
-                <w:rFonts w:ascii="Arial" w:hAnsi="Arial" w:cs="Arial"/>
-                <w:color w:val="1F1F1F"/>
-                <w:sz w:val="20"/>
-                <w:szCs w:val="20"/>
-                <w:bdr w:val="none" w:sz="0" w:space="0" w:color="auto" w:frame="1"/>
-              </w:rPr>
-              <w:t>.</w:t>
-            </w:r>
-          </w:p>
-        </w:tc>
-        <w:tc>
-          <w:tcPr>
-            <w:tcW w:w="2120" w:type="dxa"/>
-            <w:vAlign w:val="center"/>
-          </w:tcPr>
-          <w:p>
-            <w:pPr>
-              <w:rPr>
-                <w:sz w:val="20"/>
-                <w:szCs w:val="20"/>
-                <w:lang w:val="es-PE"/>
-              </w:rPr>
-            </w:pPr>
-            <w:r>
-              <w:rPr>
-                <w:rFonts w:ascii="Arial" w:hAnsi="Arial" w:cs="Arial"/>
-                <w:color w:val="1F1F1F"/>
-                <w:sz w:val="20"/>
-                <w:szCs w:val="20"/>
-                <w:bdr w:val="none" w:sz="0" w:space="0" w:color="auto" w:frame="1"/>
-              </w:rPr>
-              <w:t>Panel de Control y API de Integración AR.</w:t>
-            </w:r>
-          </w:p>
-        </w:tc>
-      </w:tr>
-      <w:tr>
-        <w:tc>
-          <w:tcPr>
-            <w:tcW w:w="1980" w:type="dxa"/>
-            <w:vAlign w:val="center"/>
-          </w:tcPr>
-          <w:p>
-            <w:pPr>
-              <w:rPr>
-                <w:sz w:val="20"/>
-                <w:szCs w:val="20"/>
-                <w:lang w:val="es-PE"/>
-              </w:rPr>
-            </w:pPr>
-            <w:r>
-              <w:rPr>
-                <w:rFonts w:ascii="Arial" w:hAnsi="Arial" w:cs="Arial"/>
-                <w:b/>
-                <w:bCs/>
-                <w:color w:val="1F1F1F"/>
-                <w:sz w:val="20"/>
-                <w:szCs w:val="20"/>
-                <w:bdr w:val="none" w:sz="0" w:space="0" w:color="auto" w:frame="1"/>
-              </w:rPr>
-              <w:t>IV. Monitoreo y Control</w:t>
-            </w:r>
-          </w:p>
-        </w:tc>
-        <w:tc>
-          <w:tcPr>
-            <w:tcW w:w="1134" w:type="dxa"/>
-            <w:vAlign w:val="center"/>
-          </w:tcPr>
-          <w:p>
-            <w:pPr>
-              <w:jc w:val="center"/>
-              <w:rPr>
-                <w:sz w:val="20"/>
-                <w:szCs w:val="20"/>
-                <w:lang w:val="es-PE"/>
-              </w:rPr>
-            </w:pPr>
-            <w:r>
-              <w:rPr>
-                <w:rFonts w:ascii="Arial" w:hAnsi="Arial" w:cs="Arial"/>
-                <w:color w:val="1F1F1F"/>
-                <w:sz w:val="20"/>
-                <w:szCs w:val="20"/>
-                <w:bdr w:val="none" w:sz="0" w:space="0" w:color="auto" w:frame="1"/>
-              </w:rPr>
-              <w:t>13 - 14</w:t>
+              <w:t xml:space="preserve"> - 14</w:t>
             </w:r>
           </w:p>
         </w:tc>
@@ -12963,6 +11725,7 @@
       </w:pPr>
       <w:r>
         <w:rPr>
+          <w:noProof/>
           <w:lang w:val="es-PE"/>
         </w:rPr>
         <w:drawing>
@@ -13017,6 +11780,7 @@
       </w:pPr>
       <w:r>
         <w:rPr>
+          <w:noProof/>
           <w:lang w:val="es-PE"/>
         </w:rPr>
         <w:drawing>
@@ -13080,6 +11844,7 @@
       </w:pPr>
       <w:r>
         <w:rPr>
+          <w:noProof/>
           <w:lang w:val="es-PE"/>
         </w:rPr>
         <w:drawing>
@@ -13141,6 +11906,7 @@
       </w:pPr>
       <w:r>
         <w:rPr>
+          <w:noProof/>
           <w:lang w:val="es-PE"/>
         </w:rPr>
         <w:drawing>
